--- a/CÔNG TY TNHH LỢI KHÁCH/LoiKhach_ThayDoiDDPL/HoSo2_QUYẾT ĐỊNH THAY ĐỔI.docx
+++ b/CÔNG TY TNHH LỢI KHÁCH/LoiKhach_ThayDoiDDPL/HoSo2_QUYẾT ĐỊNH THAY ĐỔI.docx
@@ -81,10 +81,8 @@
                 <w:sz w:val="28"/>
                 <w:szCs w:val="28"/>
               </w:rPr>
-              <w:t>CÔNG TY TNHH TM - DV THIÊN VINH</w:t>
-            </w:r>
-            <w:bookmarkStart w:id="0" w:name="_GoBack"/>
-            <w:bookmarkEnd w:id="0"/>
+              <w:t>CÔNG TY TNHH LỢI KHÁCH</w:t>
+            </w:r>
           </w:p>
           <w:p>
             <w:pPr>
@@ -277,7 +275,7 @@
                 <w:sz w:val="28"/>
                 <w:szCs w:val="28"/>
               </w:rPr>
-              <w:t xml:space="preserve">Tp.Hồ Chí Minh, ngày </w:t>
+              <w:t xml:space="preserve">Tp.Hồ Chí Minh, </w:t>
             </w:r>
             <w:r>
               <w:rPr>
@@ -287,67 +285,7 @@
                 <w:sz w:val="28"/>
                 <w:szCs w:val="28"/>
               </w:rPr>
-              <w:t>1</w:t>
-            </w:r>
-            <w:r>
-              <w:rPr>
-                <w:rFonts w:ascii="Times New Roman" w:eastAsia="Times New Roman" w:hAnsi="Times New Roman" w:cs="Times New Roman"/>
-                <w:i/>
-                <w:iCs/>
-                <w:sz w:val="28"/>
-                <w:szCs w:val="28"/>
-              </w:rPr>
-              <w:t>9</w:t>
-            </w:r>
-            <w:r>
-              <w:rPr>
-                <w:rFonts w:ascii="Times New Roman" w:eastAsia="Times New Roman" w:hAnsi="Times New Roman" w:cs="Times New Roman"/>
-                <w:i/>
-                <w:iCs/>
-                <w:sz w:val="28"/>
-                <w:szCs w:val="28"/>
-              </w:rPr>
-              <w:t xml:space="preserve">  tháng </w:t>
-            </w:r>
-            <w:r>
-              <w:rPr>
-                <w:rFonts w:ascii="Times New Roman" w:eastAsia="Times New Roman" w:hAnsi="Times New Roman" w:cs="Times New Roman"/>
-                <w:i/>
-                <w:iCs/>
-                <w:sz w:val="28"/>
-                <w:szCs w:val="28"/>
-              </w:rPr>
-              <w:t>6</w:t>
-            </w:r>
-            <w:r>
-              <w:rPr>
-                <w:rFonts w:ascii="Times New Roman" w:eastAsia="Times New Roman" w:hAnsi="Times New Roman" w:cs="Times New Roman"/>
-                <w:i/>
-                <w:iCs/>
-                <w:sz w:val="28"/>
-                <w:szCs w:val="28"/>
-              </w:rPr>
-              <w:t xml:space="preserve">  năm </w:t>
-            </w:r>
-            <w:r>
-              <w:rPr>
-                <w:rFonts w:ascii="Times New Roman" w:eastAsia="Times New Roman" w:hAnsi="Times New Roman" w:cs="Times New Roman"/>
-                <w:i/>
-                <w:iCs/>
-                <w:sz w:val="28"/>
-                <w:szCs w:val="28"/>
-              </w:rPr>
-              <w:t>202</w:t>
-            </w:r>
-            <w:r>
-              <w:rPr>
-                <w:rFonts w:ascii="Times New Roman" w:eastAsia="Times New Roman" w:hAnsi="Times New Roman" w:cs="Times New Roman"/>
-                <w:i/>
-                <w:iCs/>
-                <w:sz w:val="28"/>
-                <w:szCs w:val="28"/>
-              </w:rPr>
-              <w:t>6</w:t>
+              <w:t>ngày 24 tháng 06 năm 2026</w:t>
             </w:r>
           </w:p>
         </w:tc>
@@ -668,7 +606,7 @@
           <w:sz w:val="28"/>
           <w:szCs w:val="28"/>
         </w:rPr>
-        <w:t>CÔNG TY TNHH TM - DV THIÊN VINH</w:t>
+        <w:t>CÔNG TY TNHH LỢI KHÁCH</w:t>
       </w:r>
     </w:p>
     <w:p>
@@ -838,11 +776,11 @@
       </w:r>
       <w:r>
         <w:rPr>
-          <w:rFonts w:ascii="Times New Roman" w:hAnsi="Times New Roman"/>
-          <w:sz w:val="28"/>
-          <w:szCs w:val="28"/>
-        </w:rPr>
-        <w:t>TRẦN THỊ THANH THÚY</w:t>
+          <w:rFonts w:ascii="Times New Roman" w:eastAsia="Times New Roman" w:hAnsi="Times New Roman" w:cs="Times New Roman"/>
+          <w:sz w:val="24"/>
+          <w:szCs w:val="24"/>
+        </w:rPr>
+        <w:t>PHẠM THỊ THÚY ANH</w:t>
       </w:r>
       <w:r>
         <w:rPr>
@@ -882,7 +820,15 @@
           <w:sz w:val="28"/>
           <w:szCs w:val="28"/>
         </w:rPr>
-        <w:t>Chủ tịch công ty kiêm giám đốc</w:t>
+        <w:t>G</w:t>
+      </w:r>
+      <w:r>
+        <w:rPr>
+          <w:rFonts w:ascii="Times New Roman" w:hAnsi="Times New Roman"/>
+          <w:sz w:val="28"/>
+          <w:szCs w:val="28"/>
+        </w:rPr>
+        <w:t>iám đốc</w:t>
       </w:r>
       <w:r>
         <w:rPr>
@@ -946,7 +892,7 @@
           <w:sz w:val="28"/>
           <w:szCs w:val="28"/>
         </w:rPr>
-        <w:t>LỘC LỤC MÚI</w:t>
+        <w:t>TRẦN THỊ THIỆN</w:t>
       </w:r>
       <w:r>
         <w:rPr>
@@ -978,7 +924,15 @@
           <w:sz w:val="28"/>
           <w:szCs w:val="28"/>
         </w:rPr>
-        <w:t>Chủ tịch công ty kiêm giám đốc</w:t>
+        <w:t>G</w:t>
+      </w:r>
+      <w:r>
+        <w:rPr>
+          <w:rFonts w:ascii="Times New Roman" w:hAnsi="Times New Roman"/>
+          <w:sz w:val="28"/>
+          <w:szCs w:val="28"/>
+        </w:rPr>
+        <w:t>iám đốc</w:t>
       </w:r>
     </w:p>
     <w:p>
@@ -1017,6 +971,289 @@
     </w:p>
     <w:p>
       <w:pPr>
+        <w:tabs>
+          <w:tab w:val="left" w:leader="dot" w:pos="7088"/>
+          <w:tab w:val="left" w:leader="dot" w:pos="9072"/>
+        </w:tabs>
+        <w:spacing w:after="0" w:line="240" w:lineRule="auto"/>
+        <w:ind w:left="0" w:right="0" w:firstLine="567"/>
+        <w:jc w:val="both"/>
+        <w:rPr>
+          <w:rFonts w:ascii="Times New Roman" w:hAnsi="Times New Roman" w:cs="Times New Roman"/>
+          <w:sz w:val="28"/>
+          <w:szCs w:val="28"/>
+        </w:rPr>
+      </w:pPr>
+      <w:r>
+        <w:rPr>
+          <w:rFonts w:ascii="Times New Roman" w:hAnsi="Times New Roman" w:cs="Times New Roman"/>
+          <w:sz w:val="25"/>
+        </w:rPr>
+        <w:t>Họ, chữ đệm và tên (</w:t>
+      </w:r>
+      <w:r>
+        <w:rPr>
+          <w:rFonts w:ascii="Times New Roman" w:hAnsi="Times New Roman" w:cs="Times New Roman"/>
+          <w:i/>
+          <w:sz w:val="25"/>
+        </w:rPr>
+        <w:t>ghi bằng chữ in hoa</w:t>
+      </w:r>
+      <w:r>
+        <w:rPr>
+          <w:rFonts w:ascii="Times New Roman" w:hAnsi="Times New Roman" w:cs="Times New Roman"/>
+          <w:sz w:val="25"/>
+        </w:rPr>
+        <w:t xml:space="preserve">): </w:t>
+      </w:r>
+      <w:r>
+        <w:rPr>
+          <w:rFonts w:ascii="Times New Roman" w:hAnsi="Times New Roman" w:cs="Times New Roman"/>
+          <w:b/>
+          <w:sz w:val="23"/>
+        </w:rPr>
+        <w:t>TRẦN THỊ THIỆN</w:t>
+      </w:r>
+    </w:p>
+    <w:p>
+      <w:pPr>
+        <w:tabs>
+          <w:tab w:val="left" w:leader="dot" w:pos="3686"/>
+          <w:tab w:val="left" w:leader="dot" w:pos="4253"/>
+          <w:tab w:val="left" w:leader="dot" w:pos="5103"/>
+        </w:tabs>
+        <w:spacing w:after="0" w:line="240" w:lineRule="auto"/>
+        <w:ind w:left="0" w:right="0" w:firstLine="567"/>
+        <w:jc w:val="both"/>
+        <w:rPr>
+          <w:rFonts w:ascii="Times New Roman" w:eastAsia="Times New Roman" w:hAnsi="Times New Roman" w:cs="Times New Roman"/>
+          <w:sz w:val="28"/>
+          <w:szCs w:val="28"/>
+        </w:rPr>
+      </w:pPr>
+      <w:r>
+        <w:rPr>
+          <w:rFonts w:ascii="Times New Roman" w:hAnsi="Times New Roman" w:cs="Times New Roman"/>
+          <w:sz w:val="25"/>
+        </w:rPr>
+        <w:t xml:space="preserve">Ngày, tháng, năm sinh: </w:t>
+      </w:r>
+      <w:r>
+        <w:rPr>
+          <w:rFonts w:ascii="Times New Roman" w:hAnsi="Times New Roman" w:cs="Times New Roman"/>
+          <w:sz w:val="23"/>
+        </w:rPr>
+        <w:t>02/05/2001</w:t>
+      </w:r>
+    </w:p>
+    <w:p>
+      <w:pPr>
+        <w:tabs>
+          <w:tab w:val="left" w:leader="dot" w:pos="3686"/>
+          <w:tab w:val="left" w:leader="dot" w:pos="4253"/>
+          <w:tab w:val="left" w:leader="dot" w:pos="5103"/>
+        </w:tabs>
+        <w:spacing w:after="0" w:line="240" w:lineRule="auto"/>
+        <w:ind w:left="0" w:right="0" w:firstLine="567"/>
+        <w:jc w:val="both"/>
+        <w:rPr>
+          <w:rFonts w:ascii="Times New Roman" w:eastAsia="Times New Roman" w:hAnsi="Times New Roman" w:cs="Times New Roman"/>
+          <w:sz w:val="28"/>
+          <w:szCs w:val="28"/>
+        </w:rPr>
+      </w:pPr>
+      <w:r>
+        <w:rPr>
+          <w:rFonts w:ascii="Times New Roman" w:hAnsi="Times New Roman" w:cs="Times New Roman"/>
+          <w:sz w:val="25"/>
+        </w:rPr>
+        <w:t xml:space="preserve">Giới tính: </w:t>
+      </w:r>
+      <w:r>
+        <w:rPr>
+          <w:rFonts w:ascii="Times New Roman" w:hAnsi="Times New Roman" w:cs="Times New Roman"/>
+          <w:sz w:val="23"/>
+        </w:rPr>
+        <w:t>Nữ</w:t>
+      </w:r>
+    </w:p>
+    <w:p>
+      <w:pPr>
+        <w:tabs>
+          <w:tab w:val="left" w:leader="dot" w:pos="2410"/>
+          <w:tab w:val="left" w:leader="dot" w:pos="2977"/>
+          <w:tab w:val="left" w:leader="dot" w:pos="3600"/>
+          <w:tab w:val="left" w:leader="dot" w:pos="4230"/>
+          <w:tab w:val="left" w:pos="4320"/>
+          <w:tab w:val="left" w:pos="4590"/>
+          <w:tab w:val="left" w:leader="dot" w:pos="6300"/>
+          <w:tab w:val="left" w:leader="dot" w:pos="9072"/>
+        </w:tabs>
+        <w:spacing w:after="0" w:line="240" w:lineRule="auto"/>
+        <w:ind w:left="0" w:right="0" w:firstLine="567"/>
+        <w:jc w:val="both"/>
+        <w:rPr>
+          <w:rFonts w:ascii="Times New Roman" w:eastAsia="Times New Roman" w:hAnsi="Times New Roman" w:cs="Times New Roman"/>
+          <w:sz w:val="28"/>
+          <w:szCs w:val="28"/>
+        </w:rPr>
+      </w:pPr>
+      <w:r>
+        <w:rPr>
+          <w:rFonts w:ascii="Times New Roman" w:hAnsi="Times New Roman" w:cs="Times New Roman"/>
+          <w:sz w:val="25"/>
+        </w:rPr>
+        <w:t xml:space="preserve">Số định danh cá nhân: </w:t>
+      </w:r>
+      <w:r>
+        <w:rPr>
+          <w:rFonts w:ascii="Times New Roman" w:eastAsia="Times New Roman" w:hAnsi="Times New Roman" w:cs="Times New Roman"/>
+          <w:sz w:val="24"/>
+          <w:szCs w:val="24"/>
+        </w:rPr>
+        <w:t>040301022006</w:t>
+      </w:r>
+    </w:p>
+    <w:p>
+      <w:pPr>
+        <w:tabs>
+          <w:tab w:val="left" w:leader="dot" w:pos="9072"/>
+        </w:tabs>
+        <w:spacing w:after="0" w:line="240" w:lineRule="auto"/>
+        <w:ind w:left="0" w:right="0" w:firstLine="567"/>
+        <w:jc w:val="both"/>
+        <w:rPr>
+          <w:rFonts w:ascii="Times New Roman" w:hAnsi="Times New Roman" w:cs="Times New Roman"/>
+          <w:sz w:val="28"/>
+          <w:szCs w:val="28"/>
+        </w:rPr>
+      </w:pPr>
+      <w:r>
+        <w:rPr>
+          <w:rFonts w:ascii="Times New Roman" w:hAnsi="Times New Roman" w:cs="Times New Roman"/>
+          <w:sz w:val="25"/>
+        </w:rPr>
+        <w:t>Chức danh: Giám đốc</w:t>
+      </w:r>
+    </w:p>
+    <w:p>
+      <w:pPr>
+        <w:tabs>
+          <w:tab w:val="left" w:leader="dot" w:pos="3828"/>
+          <w:tab w:val="left" w:leader="dot" w:pos="4230"/>
+          <w:tab w:val="left" w:pos="4320"/>
+          <w:tab w:val="left" w:pos="4590"/>
+          <w:tab w:val="left" w:leader="dot" w:pos="6300"/>
+          <w:tab w:val="left" w:leader="dot" w:pos="9072"/>
+        </w:tabs>
+        <w:spacing w:before="80" w:after="80" w:line="240" w:lineRule="auto"/>
+        <w:ind w:left="0" w:right="0" w:firstLine="567"/>
+        <w:jc w:val="both"/>
+        <w:rPr>
+          <w:rFonts w:ascii="Times New Roman" w:eastAsia="Times New Roman" w:hAnsi="Times New Roman" w:cs="Times New Roman"/>
+          <w:sz w:val="28"/>
+          <w:szCs w:val="28"/>
+        </w:rPr>
+      </w:pPr>
+      <w:r>
+        <w:rPr>
+          <w:rFonts w:ascii="Times New Roman" w:eastAsia="Times New Roman" w:hAnsi="Times New Roman" w:cs="Times New Roman"/>
+          <w:sz w:val="28"/>
+          <w:szCs w:val="28"/>
+        </w:rPr>
+        <w:t xml:space="preserve">Địa chỉ liên lạc: </w:t>
+      </w:r>
+    </w:p>
+    <w:p>
+      <w:pPr>
+        <w:spacing w:after="0" w:line="259" w:lineRule="auto"/>
+        <w:ind w:left="0" w:right="0" w:firstLine="851"/>
+        <w:rPr>
+          <w:rFonts w:ascii="Times New Roman" w:hAnsi="Times New Roman" w:cs="Times New Roman"/>
+          <w:sz w:val="28"/>
+          <w:szCs w:val="28"/>
+        </w:rPr>
+      </w:pPr>
+      <w:r>
+        <w:rPr>
+          <w:rFonts w:ascii="Times New Roman" w:hAnsi="Times New Roman" w:cs="Times New Roman"/>
+          <w:sz w:val="25"/>
+        </w:rPr>
+        <w:t xml:space="preserve">Số nhà/phòng, ngách/hẻm, ngõ/kiệt, đường/phố/đại lộ, tổ/xóm/ấp/thôn: </w:t>
+      </w:r>
+      <w:r>
+        <w:rPr>
+          <w:rFonts w:ascii="Times New Roman" w:eastAsia="Times New Roman" w:hAnsi="Times New Roman" w:cs="Times New Roman"/>
+          <w:sz w:val="24"/>
+          <w:szCs w:val="24"/>
+        </w:rPr>
+        <w:t>Hộ Phan Văn Hùng, Tổ 5, Khu Phố 4</w:t>
+      </w:r>
+    </w:p>
+    <w:p>
+      <w:pPr>
+        <w:spacing w:after="0" w:line="259" w:lineRule="auto"/>
+        <w:ind w:left="0" w:right="0" w:firstLine="851"/>
+        <w:rPr>
+          <w:rFonts w:ascii="Times New Roman" w:hAnsi="Times New Roman" w:cs="Times New Roman"/>
+          <w:sz w:val="28"/>
+          <w:szCs w:val="28"/>
+        </w:rPr>
+      </w:pPr>
+      <w:r>
+        <w:rPr>
+          <w:rFonts w:ascii="Times New Roman" w:hAnsi="Times New Roman" w:cs="Times New Roman"/>
+          <w:sz w:val="25"/>
+        </w:rPr>
+        <w:t xml:space="preserve">Xã/Phường/Đặc khu: </w:t>
+      </w:r>
+      <w:r>
+        <w:rPr>
+          <w:rFonts w:ascii="Times New Roman" w:eastAsia="Times New Roman" w:hAnsi="Times New Roman" w:cs="Times New Roman"/>
+          <w:sz w:val="24"/>
+          <w:szCs w:val="24"/>
+        </w:rPr>
+        <w:t>Phường Tân Uyên</w:t>
+      </w:r>
+    </w:p>
+    <w:p>
+      <w:pPr>
+        <w:tabs>
+          <w:tab w:val="left" w:leader="dot" w:pos="2410"/>
+          <w:tab w:val="left" w:leader="dot" w:pos="2977"/>
+          <w:tab w:val="left" w:leader="dot" w:pos="3600"/>
+          <w:tab w:val="left" w:leader="dot" w:pos="4230"/>
+          <w:tab w:val="left" w:pos="4320"/>
+          <w:tab w:val="left" w:pos="4590"/>
+          <w:tab w:val="left" w:leader="dot" w:pos="6300"/>
+          <w:tab w:val="left" w:leader="dot" w:pos="9072"/>
+        </w:tabs>
+        <w:spacing w:after="0" w:line="240" w:lineRule="auto"/>
+        <w:ind w:left="0" w:right="0" w:firstLine="851"/>
+        <w:jc w:val="both"/>
+        <w:rPr>
+          <w:rFonts w:ascii="Times New Roman" w:hAnsi="Times New Roman" w:cs="Times New Roman"/>
+          <w:sz w:val="28"/>
+          <w:szCs w:val="28"/>
+        </w:rPr>
+      </w:pPr>
+      <w:r>
+        <w:rPr>
+          <w:rFonts w:ascii="Times New Roman" w:hAnsi="Times New Roman" w:cs="Times New Roman"/>
+          <w:sz w:val="25"/>
+        </w:rPr>
+        <w:t xml:space="preserve">Tỉnh/Thành phố trực thuộc trung ương: </w:t>
+      </w:r>
+      <w:r>
+        <w:rPr>
+          <w:rFonts w:ascii="Times New Roman" w:hAnsi="Times New Roman" w:cs="Times New Roman"/>
+          <w:sz w:val="23"/>
+        </w:rPr>
+        <w:t>Thành phố Hồ Chí Minh</w:t>
+      </w:r>
+    </w:p>
+    <w:p>
+      <w:pPr>
         <w:spacing w:after="120" w:line="240" w:lineRule="auto"/>
         <w:ind w:left="0" w:right="0" w:firstLine="360"/>
         <w:jc w:val="both"/>
@@ -1028,21 +1265,20 @@
       </w:pPr>
       <w:r>
         <w:rPr>
-          <w:rFonts w:ascii="Times New Roman" w:hAnsi="Times New Roman"/>
-          <w:sz w:val="28"/>
-          <w:szCs w:val="28"/>
-        </w:rPr>
-        <w:t>o</w:t>
-      </w:r>
-      <w:r>
-        <w:rPr>
-          <w:rFonts w:ascii="Times New Roman" w:hAnsi="Times New Roman"/>
-          <w:sz w:val="28"/>
-          <w:szCs w:val="28"/>
-        </w:rPr>
-        <w:tab/>
-        <w:t>Họ và tên: LỘC LỤC MÚI</w:t>
-      </w:r>
+          <w:rFonts w:ascii="Times New Roman" w:hAnsi="Times New Roman" w:cs="Times New Roman"/>
+          <w:sz w:val="25"/>
+        </w:rPr>
+        <w:t xml:space="preserve">Quốc gia: </w:t>
+      </w:r>
+      <w:r>
+        <w:rPr>
+          <w:rFonts w:ascii="Times New Roman" w:hAnsi="Times New Roman" w:cs="Times New Roman"/>
+          <w:sz w:val="23"/>
+        </w:rPr>
+        <w:t>Việt Nam</w:t>
+      </w:r>
+      <w:bookmarkStart w:id="0" w:name="_GoBack"/>
+      <w:bookmarkEnd w:id="0"/>
     </w:p>
     <w:p>
       <w:pPr>
@@ -1055,23 +1291,6 @@
           <w:szCs w:val="28"/>
         </w:rPr>
       </w:pPr>
-      <w:r>
-        <w:rPr>
-          <w:rFonts w:ascii="Times New Roman" w:hAnsi="Times New Roman"/>
-          <w:sz w:val="28"/>
-          <w:szCs w:val="28"/>
-        </w:rPr>
-        <w:t>o</w:t>
-      </w:r>
-      <w:r>
-        <w:rPr>
-          <w:rFonts w:ascii="Times New Roman" w:hAnsi="Times New Roman"/>
-          <w:sz w:val="28"/>
-          <w:szCs w:val="28"/>
-        </w:rPr>
-        <w:tab/>
-        <w:t>Số định danh cá nhân: 075190004632</w:t>
-      </w:r>
     </w:p>
     <w:p>
       <w:pPr>
@@ -1090,16 +1309,27 @@
           <w:sz w:val="28"/>
           <w:szCs w:val="28"/>
         </w:rPr>
-        <w:t>o</w:t>
-      </w:r>
-      <w:r>
-        <w:rPr>
-          <w:rFonts w:ascii="Times New Roman" w:hAnsi="Times New Roman"/>
-          <w:sz w:val="28"/>
-          <w:szCs w:val="28"/>
-        </w:rPr>
-        <w:tab/>
-        <w:t>Ngày cấp: 25/12/2022</w:t>
+        <w:lastRenderedPageBreak/>
+        <w:t xml:space="preserve"> </w:t>
+      </w:r>
+    </w:p>
+    <w:p>
+      <w:pPr>
+        <w:spacing w:after="120" w:line="240" w:lineRule="auto"/>
+        <w:ind w:left="0" w:right="0" w:firstLine="360"/>
+        <w:rPr>
+          <w:rFonts w:ascii="Times New Roman" w:hAnsi="Times New Roman"/>
+          <w:sz w:val="24"/>
+          <w:szCs w:val="24"/>
+        </w:rPr>
+      </w:pPr>
+      <w:r>
+        <w:rPr>
+          <w:rFonts w:ascii="Times New Roman" w:hAnsi="Times New Roman" w:cs="Times New Roman"/>
+          <w:sz w:val="28"/>
+          <w:szCs w:val="28"/>
+        </w:rPr>
+        <w:t xml:space="preserve"> </w:t>
       </w:r>
     </w:p>
     <w:p>
@@ -1108,28 +1338,11 @@
         <w:ind w:left="0" w:right="0" w:firstLine="360"/>
         <w:jc w:val="both"/>
         <w:rPr>
-          <w:rFonts w:ascii="Times New Roman" w:hAnsi="Times New Roman"/>
-          <w:sz w:val="28"/>
-          <w:szCs w:val="28"/>
-        </w:rPr>
-      </w:pPr>
-      <w:r>
-        <w:rPr>
-          <w:rFonts w:ascii="Times New Roman" w:hAnsi="Times New Roman"/>
-          <w:sz w:val="28"/>
-          <w:szCs w:val="28"/>
-        </w:rPr>
-        <w:t>o</w:t>
-      </w:r>
-      <w:r>
-        <w:rPr>
-          <w:rFonts w:ascii="Times New Roman" w:hAnsi="Times New Roman"/>
-          <w:sz w:val="28"/>
-          <w:szCs w:val="28"/>
-        </w:rPr>
-        <w:tab/>
-        <w:t>Nơi cấp: Cục cảnh sát quản lý hành chính về trật tự xã hội</w:t>
-      </w:r>
+          <w:rFonts w:ascii="Times New Roman" w:hAnsi="Times New Roman" w:cs="Times New Roman"/>
+          <w:sz w:val="28"/>
+          <w:szCs w:val="28"/>
+        </w:rPr>
+      </w:pPr>
     </w:p>
     <w:p>
       <w:pPr>
@@ -1137,186 +1350,6 @@
         <w:ind w:left="0" w:right="0" w:firstLine="360"/>
         <w:jc w:val="both"/>
         <w:rPr>
-          <w:rFonts w:ascii="Times New Roman" w:hAnsi="Times New Roman"/>
-          <w:sz w:val="28"/>
-          <w:szCs w:val="28"/>
-        </w:rPr>
-      </w:pPr>
-      <w:r>
-        <w:rPr>
-          <w:rFonts w:ascii="Times New Roman" w:hAnsi="Times New Roman"/>
-          <w:sz w:val="28"/>
-          <w:szCs w:val="28"/>
-        </w:rPr>
-        <w:t>o</w:t>
-      </w:r>
-      <w:r>
-        <w:rPr>
-          <w:rFonts w:ascii="Times New Roman" w:hAnsi="Times New Roman"/>
-          <w:sz w:val="28"/>
-          <w:szCs w:val="28"/>
-        </w:rPr>
-        <w:tab/>
-        <w:t>Giới tính: Nữ</w:t>
-      </w:r>
-    </w:p>
-    <w:p>
-      <w:pPr>
-        <w:spacing w:after="120" w:line="240" w:lineRule="auto"/>
-        <w:ind w:left="0" w:right="0" w:firstLine="360"/>
-        <w:jc w:val="both"/>
-        <w:rPr>
-          <w:rFonts w:ascii="Times New Roman" w:hAnsi="Times New Roman"/>
-          <w:sz w:val="28"/>
-          <w:szCs w:val="28"/>
-        </w:rPr>
-      </w:pPr>
-      <w:r>
-        <w:rPr>
-          <w:rFonts w:ascii="Times New Roman" w:hAnsi="Times New Roman"/>
-          <w:sz w:val="28"/>
-          <w:szCs w:val="28"/>
-        </w:rPr>
-        <w:t>o</w:t>
-      </w:r>
-      <w:r>
-        <w:rPr>
-          <w:rFonts w:ascii="Times New Roman" w:hAnsi="Times New Roman"/>
-          <w:sz w:val="28"/>
-          <w:szCs w:val="28"/>
-        </w:rPr>
-        <w:tab/>
-        <w:t>Ngày sinh: 02/07/1990</w:t>
-      </w:r>
-    </w:p>
-    <w:p>
-      <w:pPr>
-        <w:spacing w:after="120" w:line="240" w:lineRule="auto"/>
-        <w:ind w:left="0" w:right="0" w:firstLine="360"/>
-        <w:jc w:val="both"/>
-        <w:rPr>
-          <w:rFonts w:ascii="Times New Roman" w:hAnsi="Times New Roman"/>
-          <w:sz w:val="28"/>
-          <w:szCs w:val="28"/>
-        </w:rPr>
-      </w:pPr>
-      <w:r>
-        <w:rPr>
-          <w:rFonts w:ascii="Times New Roman" w:hAnsi="Times New Roman"/>
-          <w:sz w:val="28"/>
-          <w:szCs w:val="28"/>
-        </w:rPr>
-        <w:t>o</w:t>
-      </w:r>
-      <w:r>
-        <w:rPr>
-          <w:rFonts w:ascii="Times New Roman" w:hAnsi="Times New Roman"/>
-          <w:sz w:val="28"/>
-          <w:szCs w:val="28"/>
-        </w:rPr>
-        <w:tab/>
-        <w:t>Nơi thường trú và địa chỉ liên lạc: Số 360p, Khu Phố Bình Nhâm, Phường Lái Thiêu, Thành Phố Hồ Chí Minh</w:t>
-      </w:r>
-    </w:p>
-    <w:p>
-      <w:pPr>
-        <w:spacing w:after="120" w:line="240" w:lineRule="auto"/>
-        <w:ind w:left="0" w:right="0" w:firstLine="360"/>
-        <w:jc w:val="both"/>
-        <w:rPr>
-          <w:rFonts w:ascii="Times New Roman" w:hAnsi="Times New Roman"/>
-          <w:sz w:val="28"/>
-          <w:szCs w:val="28"/>
-        </w:rPr>
-      </w:pPr>
-      <w:r>
-        <w:rPr>
-          <w:rFonts w:ascii="Times New Roman" w:hAnsi="Times New Roman"/>
-          <w:sz w:val="28"/>
-          <w:szCs w:val="28"/>
-        </w:rPr>
-        <w:lastRenderedPageBreak/>
-        <w:t>o</w:t>
-      </w:r>
-      <w:r>
-        <w:rPr>
-          <w:rFonts w:ascii="Times New Roman" w:hAnsi="Times New Roman"/>
-          <w:sz w:val="28"/>
-          <w:szCs w:val="28"/>
-        </w:rPr>
-        <w:tab/>
-        <w:t>Chức danh: Chủ tịch công ty kiêm giám đốc</w:t>
-      </w:r>
-    </w:p>
-    <w:p>
-      <w:pPr>
-        <w:spacing w:after="120" w:line="240" w:lineRule="auto"/>
-        <w:ind w:left="0" w:right="0" w:firstLine="360"/>
-        <w:jc w:val="both"/>
-        <w:rPr>
-          <w:rFonts w:ascii="Times New Roman" w:hAnsi="Times New Roman"/>
-          <w:sz w:val="28"/>
-          <w:szCs w:val="28"/>
-        </w:rPr>
-      </w:pPr>
-    </w:p>
-    <w:p>
-      <w:pPr>
-        <w:spacing w:after="120" w:line="240" w:lineRule="auto"/>
-        <w:ind w:left="0" w:right="0" w:firstLine="360"/>
-        <w:jc w:val="both"/>
-        <w:rPr>
-          <w:rFonts w:ascii="Times New Roman" w:hAnsi="Times New Roman"/>
-          <w:sz w:val="28"/>
-          <w:szCs w:val="28"/>
-        </w:rPr>
-      </w:pPr>
-      <w:r>
-        <w:rPr>
-          <w:rFonts w:ascii="Times New Roman" w:hAnsi="Times New Roman"/>
-          <w:sz w:val="28"/>
-          <w:szCs w:val="28"/>
-        </w:rPr>
-        <w:t xml:space="preserve"> </w:t>
-      </w:r>
-    </w:p>
-    <w:p>
-      <w:pPr>
-        <w:spacing w:after="120" w:line="240" w:lineRule="auto"/>
-        <w:ind w:left="0" w:right="0" w:firstLine="360"/>
-        <w:rPr>
-          <w:rFonts w:ascii="Times New Roman" w:hAnsi="Times New Roman"/>
-          <w:sz w:val="24"/>
-          <w:szCs w:val="24"/>
-        </w:rPr>
-      </w:pPr>
-      <w:r>
-        <w:rPr>
-          <w:rFonts w:ascii="Times New Roman" w:hAnsi="Times New Roman" w:cs="Times New Roman"/>
-          <w:sz w:val="28"/>
-          <w:szCs w:val="28"/>
-        </w:rPr>
-        <w:t xml:space="preserve"> </w:t>
-      </w:r>
-    </w:p>
-    <w:p>
-      <w:pPr>
-        <w:spacing w:after="120" w:line="240" w:lineRule="auto"/>
-        <w:ind w:left="0" w:right="0" w:firstLine="360"/>
-        <w:jc w:val="both"/>
-        <w:rPr>
-          <w:rFonts w:ascii="Times New Roman" w:hAnsi="Times New Roman" w:cs="Times New Roman"/>
-          <w:sz w:val="28"/>
-          <w:szCs w:val="28"/>
-        </w:rPr>
-      </w:pPr>
-    </w:p>
-    <w:p>
-      <w:pPr>
-        <w:spacing w:after="120" w:line="240" w:lineRule="auto"/>
-        <w:ind w:left="0" w:right="0" w:firstLine="360"/>
-        <w:jc w:val="both"/>
-        <w:rPr>
           <w:rFonts w:ascii="Times New Roman" w:hAnsi="Times New Roman" w:cs="Times New Roman"/>
           <w:sz w:val="28"/>
           <w:szCs w:val="28"/>
@@ -1376,630 +1409,6 @@
         </w:rPr>
         <w:t>:</w:t>
       </w:r>
-    </w:p>
-    <w:p>
-      <w:pPr>
-        <w:pStyle w:val="ListParagraph"/>
-        <w:numPr>
-          <w:ilvl w:val="0"/>
-          <w:numId w:val="4"/>
-        </w:numPr>
-        <w:spacing w:after="120" w:line="240" w:lineRule="auto"/>
-        <w:ind w:right="0"/>
-        <w:rPr>
-          <w:rFonts w:ascii="Times New Roman" w:hAnsi="Times New Roman"/>
-          <w:sz w:val="28"/>
-          <w:szCs w:val="28"/>
-        </w:rPr>
-      </w:pPr>
-      <w:r>
-        <w:rPr>
-          <w:rFonts w:ascii="Times New Roman" w:hAnsi="Times New Roman"/>
-          <w:sz w:val="28"/>
-          <w:szCs w:val="28"/>
-        </w:rPr>
-        <w:t xml:space="preserve">Ngành nghề </w:t>
-      </w:r>
-      <w:r>
-        <w:rPr>
-          <w:rFonts w:ascii="Times New Roman" w:hAnsi="Times New Roman"/>
-          <w:sz w:val="28"/>
-          <w:szCs w:val="28"/>
-        </w:rPr>
-        <w:t>được bổ sung</w:t>
-      </w:r>
-      <w:r>
-        <w:rPr>
-          <w:rFonts w:ascii="Times New Roman" w:hAnsi="Times New Roman"/>
-          <w:sz w:val="28"/>
-          <w:szCs w:val="28"/>
-        </w:rPr>
-        <w:t>:</w:t>
-      </w:r>
-      <w:r>
-        <w:rPr>
-          <w:rFonts w:ascii="Times New Roman" w:hAnsi="Times New Roman"/>
-          <w:sz w:val="28"/>
-          <w:szCs w:val="28"/>
-        </w:rPr>
-        <w:br/>
-      </w:r>
-    </w:p>
-    <w:tbl>
-      <w:tblPr>
-        <w:tblStyle w:val="TableGrid4"/>
-        <w:tblW w:w="0" w:type="auto"/>
-        <w:jc w:val="center"/>
-        <w:tblLook w:val="04A0" w:firstRow="1" w:lastRow="0" w:firstColumn="1" w:lastColumn="0" w:noHBand="0" w:noVBand="1"/>
-      </w:tblPr>
-      <w:tblGrid>
-        <w:gridCol w:w="632"/>
-        <w:gridCol w:w="923"/>
-        <w:gridCol w:w="6706"/>
-        <w:gridCol w:w="1025"/>
-      </w:tblGrid>
-      <w:tr>
-        <w:trPr>
-          <w:tblHeader/>
-          <w:jc w:val="center"/>
-        </w:trPr>
-        <w:tc>
-          <w:tcPr>
-            <w:tcW w:w="0" w:type="auto"/>
-            <w:shd w:val="clear" w:color="auto" w:fill="D9EAF7"/>
-            <w:vAlign w:val="center"/>
-          </w:tcPr>
-          <w:p>
-            <w:pPr>
-              <w:spacing w:after="0" w:line="240" w:lineRule="auto"/>
-              <w:ind w:left="0" w:right="0"/>
-              <w:jc w:val="center"/>
-              <w:rPr>
-                <w:rFonts w:ascii="Times New Roman" w:eastAsia="Times New Roman" w:hAnsi="Times New Roman" w:cs="Times New Roman"/>
-                <w:sz w:val="24"/>
-              </w:rPr>
-            </w:pPr>
-            <w:r>
-              <w:rPr>
-                <w:rFonts w:ascii="Times New Roman" w:eastAsia="Times New Roman" w:hAnsi="Times New Roman" w:cs="Times New Roman"/>
-                <w:b/>
-              </w:rPr>
-              <w:t>STT</w:t>
-            </w:r>
-          </w:p>
-        </w:tc>
-        <w:tc>
-          <w:tcPr>
-            <w:tcW w:w="0" w:type="auto"/>
-            <w:shd w:val="clear" w:color="auto" w:fill="D9EAF7"/>
-            <w:vAlign w:val="center"/>
-          </w:tcPr>
-          <w:p>
-            <w:pPr>
-              <w:spacing w:after="0" w:line="240" w:lineRule="auto"/>
-              <w:ind w:left="0" w:right="0"/>
-              <w:jc w:val="center"/>
-              <w:rPr>
-                <w:rFonts w:ascii="Times New Roman" w:eastAsia="Times New Roman" w:hAnsi="Times New Roman" w:cs="Times New Roman"/>
-                <w:sz w:val="24"/>
-              </w:rPr>
-            </w:pPr>
-            <w:r>
-              <w:rPr>
-                <w:rFonts w:ascii="Times New Roman" w:eastAsia="Times New Roman" w:hAnsi="Times New Roman" w:cs="Times New Roman"/>
-                <w:b/>
-              </w:rPr>
-              <w:t>Mã ngành</w:t>
-            </w:r>
-          </w:p>
-        </w:tc>
-        <w:tc>
-          <w:tcPr>
-            <w:tcW w:w="0" w:type="auto"/>
-            <w:shd w:val="clear" w:color="auto" w:fill="D9EAF7"/>
-            <w:vAlign w:val="center"/>
-          </w:tcPr>
-          <w:p>
-            <w:pPr>
-              <w:spacing w:before="120" w:after="0" w:line="340" w:lineRule="exact"/>
-              <w:ind w:left="0" w:right="0"/>
-              <w:jc w:val="center"/>
-              <w:rPr>
-                <w:rFonts w:ascii="Times New Roman" w:hAnsi="Times New Roman" w:cs="Times New Roman"/>
-                <w:sz w:val="28"/>
-                <w:szCs w:val="28"/>
-              </w:rPr>
-            </w:pPr>
-            <w:r>
-              <w:rPr>
-                <w:rFonts w:ascii="Times New Roman" w:hAnsi="Times New Roman" w:cs="Times New Roman"/>
-                <w:sz w:val="28"/>
-                <w:szCs w:val="28"/>
-              </w:rPr>
-              <w:t xml:space="preserve">Tên ngành, nghề kinh doanh </w:t>
-            </w:r>
-          </w:p>
-          <w:p>
-            <w:pPr>
-              <w:spacing w:after="0" w:line="240" w:lineRule="auto"/>
-              <w:ind w:left="0" w:right="0"/>
-              <w:jc w:val="center"/>
-              <w:rPr>
-                <w:rFonts w:ascii="Times New Roman" w:eastAsia="Times New Roman" w:hAnsi="Times New Roman" w:cs="Times New Roman"/>
-                <w:sz w:val="24"/>
-              </w:rPr>
-            </w:pPr>
-            <w:r>
-              <w:rPr>
-                <w:rFonts w:ascii="Times New Roman" w:hAnsi="Times New Roman" w:cs="Times New Roman"/>
-                <w:sz w:val="28"/>
-                <w:szCs w:val="28"/>
-              </w:rPr>
-              <w:t>được bổ sung</w:t>
-            </w:r>
-          </w:p>
-        </w:tc>
-        <w:tc>
-          <w:tcPr>
-            <w:tcW w:w="0" w:type="auto"/>
-            <w:shd w:val="clear" w:color="auto" w:fill="D9EAF7"/>
-            <w:vAlign w:val="center"/>
-          </w:tcPr>
-          <w:p>
-            <w:pPr>
-              <w:spacing w:after="0" w:line="240" w:lineRule="auto"/>
-              <w:ind w:left="0" w:right="0"/>
-              <w:jc w:val="center"/>
-              <w:rPr>
-                <w:rFonts w:ascii="Times New Roman" w:eastAsia="Times New Roman" w:hAnsi="Times New Roman" w:cs="Times New Roman"/>
-                <w:sz w:val="24"/>
-              </w:rPr>
-            </w:pPr>
-            <w:r>
-              <w:rPr>
-                <w:rFonts w:ascii="Times New Roman" w:eastAsia="Times New Roman" w:hAnsi="Times New Roman" w:cs="Times New Roman"/>
-                <w:b/>
-              </w:rPr>
-              <w:t>Ngành chính</w:t>
-            </w:r>
-          </w:p>
-        </w:tc>
-      </w:tr>
-      <w:tr>
-        <w:trPr>
-          <w:cantSplit/>
-          <w:jc w:val="center"/>
-        </w:trPr>
-        <w:tc>
-          <w:tcPr>
-            <w:tcW w:w="0" w:type="auto"/>
-          </w:tcPr>
-          <w:p>
-            <w:pPr>
-              <w:spacing w:after="0" w:line="240" w:lineRule="auto"/>
-              <w:ind w:left="0" w:right="0"/>
-              <w:jc w:val="center"/>
-              <w:rPr>
-                <w:rFonts w:ascii="Times New Roman" w:eastAsia="Times New Roman" w:hAnsi="Times New Roman" w:cs="Times New Roman"/>
-                <w:sz w:val="24"/>
-              </w:rPr>
-            </w:pPr>
-            <w:r>
-              <w:rPr>
-                <w:rFonts w:ascii="Times New Roman" w:eastAsia="Times New Roman" w:hAnsi="Times New Roman" w:cs="Times New Roman"/>
-              </w:rPr>
-              <w:t>1</w:t>
-            </w:r>
-          </w:p>
-        </w:tc>
-        <w:tc>
-          <w:tcPr>
-            <w:tcW w:w="0" w:type="auto"/>
-          </w:tcPr>
-          <w:p>
-            <w:pPr>
-              <w:spacing w:after="0" w:line="240" w:lineRule="auto"/>
-              <w:ind w:left="0" w:right="0"/>
-              <w:jc w:val="center"/>
-              <w:rPr>
-                <w:rFonts w:ascii="Times New Roman" w:eastAsia="Times New Roman" w:hAnsi="Times New Roman" w:cs="Times New Roman"/>
-                <w:sz w:val="24"/>
-              </w:rPr>
-            </w:pPr>
-            <w:r>
-              <w:rPr>
-                <w:rFonts w:ascii="Times New Roman" w:eastAsia="Times New Roman" w:hAnsi="Times New Roman" w:cs="Times New Roman"/>
-              </w:rPr>
-              <w:t>6821</w:t>
-            </w:r>
-          </w:p>
-        </w:tc>
-        <w:tc>
-          <w:tcPr>
-            <w:tcW w:w="0" w:type="auto"/>
-          </w:tcPr>
-          <w:p>
-            <w:pPr>
-              <w:spacing w:after="0" w:line="240" w:lineRule="auto"/>
-              <w:ind w:left="0" w:right="0"/>
-              <w:rPr>
-                <w:rFonts w:ascii="Times New Roman" w:eastAsia="Times New Roman" w:hAnsi="Times New Roman" w:cs="Times New Roman"/>
-                <w:sz w:val="24"/>
-              </w:rPr>
-            </w:pPr>
-            <w:r>
-              <w:rPr>
-                <w:rFonts w:ascii="Times New Roman" w:eastAsia="Times New Roman" w:hAnsi="Times New Roman" w:cs="Times New Roman"/>
-                <w:b/>
-              </w:rPr>
-              <w:t>Dịch vụ trung gian cho hoạt động bất động sản</w:t>
-            </w:r>
-          </w:p>
-        </w:tc>
-        <w:tc>
-          <w:tcPr>
-            <w:tcW w:w="0" w:type="auto"/>
-          </w:tcPr>
-          <w:p>
-            <w:pPr>
-              <w:spacing w:after="0" w:line="240" w:lineRule="auto"/>
-              <w:ind w:left="0" w:right="0"/>
-              <w:jc w:val="center"/>
-              <w:rPr>
-                <w:rFonts w:ascii="Times New Roman" w:eastAsia="Times New Roman" w:hAnsi="Times New Roman" w:cs="Times New Roman"/>
-                <w:sz w:val="24"/>
-              </w:rPr>
-            </w:pPr>
-          </w:p>
-        </w:tc>
-      </w:tr>
-      <w:tr>
-        <w:trPr>
-          <w:cantSplit/>
-          <w:jc w:val="center"/>
-        </w:trPr>
-        <w:tc>
-          <w:tcPr>
-            <w:tcW w:w="0" w:type="auto"/>
-          </w:tcPr>
-          <w:p>
-            <w:pPr>
-              <w:spacing w:after="0" w:line="240" w:lineRule="auto"/>
-              <w:ind w:left="0" w:right="0"/>
-              <w:jc w:val="center"/>
-              <w:rPr>
-                <w:rFonts w:ascii="Times New Roman" w:eastAsia="Times New Roman" w:hAnsi="Times New Roman" w:cs="Times New Roman"/>
-                <w:sz w:val="24"/>
-              </w:rPr>
-            </w:pPr>
-            <w:r>
-              <w:rPr>
-                <w:rFonts w:ascii="Times New Roman" w:eastAsia="Times New Roman" w:hAnsi="Times New Roman" w:cs="Times New Roman"/>
-              </w:rPr>
-              <w:t>2</w:t>
-            </w:r>
-          </w:p>
-        </w:tc>
-        <w:tc>
-          <w:tcPr>
-            <w:tcW w:w="0" w:type="auto"/>
-          </w:tcPr>
-          <w:p>
-            <w:pPr>
-              <w:spacing w:after="0" w:line="240" w:lineRule="auto"/>
-              <w:ind w:left="0" w:right="0"/>
-              <w:jc w:val="center"/>
-              <w:rPr>
-                <w:rFonts w:ascii="Times New Roman" w:eastAsia="Times New Roman" w:hAnsi="Times New Roman" w:cs="Times New Roman"/>
-                <w:sz w:val="24"/>
-              </w:rPr>
-            </w:pPr>
-            <w:r>
-              <w:rPr>
-                <w:rFonts w:ascii="Times New Roman" w:eastAsia="Times New Roman" w:hAnsi="Times New Roman" w:cs="Times New Roman"/>
-              </w:rPr>
-              <w:t>4679</w:t>
-            </w:r>
-          </w:p>
-        </w:tc>
-        <w:tc>
-          <w:tcPr>
-            <w:tcW w:w="0" w:type="auto"/>
-          </w:tcPr>
-          <w:p>
-            <w:pPr>
-              <w:spacing w:after="0" w:line="240" w:lineRule="auto"/>
-              <w:ind w:left="0" w:right="0"/>
-              <w:rPr>
-                <w:rFonts w:ascii="Times New Roman" w:eastAsia="Times New Roman" w:hAnsi="Times New Roman" w:cs="Times New Roman"/>
-                <w:sz w:val="24"/>
-              </w:rPr>
-            </w:pPr>
-            <w:r>
-              <w:rPr>
-                <w:rFonts w:ascii="Times New Roman" w:eastAsia="Times New Roman" w:hAnsi="Times New Roman" w:cs="Times New Roman"/>
-                <w:b/>
-              </w:rPr>
-              <w:t>Bán buôn chuyên doanh khác chưa được phân vào đâu</w:t>
-            </w:r>
-          </w:p>
-          <w:p>
-            <w:pPr>
-              <w:spacing w:before="40" w:after="0" w:line="240" w:lineRule="auto"/>
-              <w:ind w:left="0" w:right="0"/>
-              <w:rPr>
-                <w:rFonts w:ascii="Times New Roman" w:eastAsia="Times New Roman" w:hAnsi="Times New Roman" w:cs="Times New Roman"/>
-                <w:sz w:val="24"/>
-              </w:rPr>
-            </w:pPr>
-            <w:r>
-              <w:rPr>
-                <w:rFonts w:ascii="Times New Roman" w:eastAsia="Times New Roman" w:hAnsi="Times New Roman" w:cs="Times New Roman"/>
-              </w:rPr>
-              <w:t>Chi tiết:</w:t>
-            </w:r>
-            <w:r>
-              <w:rPr>
-                <w:rFonts w:ascii="Times New Roman" w:eastAsia="Times New Roman" w:hAnsi="Times New Roman" w:cs="Times New Roman"/>
-                <w:sz w:val="24"/>
-              </w:rPr>
-              <w:br/>
-            </w:r>
-            <w:r>
-              <w:rPr>
-                <w:rFonts w:ascii="Times New Roman" w:eastAsia="Times New Roman" w:hAnsi="Times New Roman" w:cs="Times New Roman"/>
-              </w:rPr>
-              <w:t>- Bán buôn phân bón, thuốc trừ sâu và hóa chất khác sử dụng trong nông nghiệp</w:t>
-            </w:r>
-            <w:r>
-              <w:rPr>
-                <w:rFonts w:ascii="Times New Roman" w:eastAsia="Times New Roman" w:hAnsi="Times New Roman" w:cs="Times New Roman"/>
-                <w:sz w:val="24"/>
-              </w:rPr>
-              <w:br/>
-            </w:r>
-            <w:r>
-              <w:rPr>
-                <w:rFonts w:ascii="Times New Roman" w:eastAsia="Times New Roman" w:hAnsi="Times New Roman" w:cs="Times New Roman"/>
-              </w:rPr>
-              <w:t>- Bán buôn hoá chất sử dụng trong lĩnh vực công nghiệp,chất dẻo dạng nguyên sinh ,bao bì nhựa PVC,PE,PP,giấy nhám,băng keo,keo dán giấy ,dây điện, hạt nhựa tái chế và hạt nhựa nguyên sinh</w:t>
-            </w:r>
-          </w:p>
-        </w:tc>
-        <w:tc>
-          <w:tcPr>
-            <w:tcW w:w="0" w:type="auto"/>
-          </w:tcPr>
-          <w:p>
-            <w:pPr>
-              <w:spacing w:after="0" w:line="240" w:lineRule="auto"/>
-              <w:ind w:left="0" w:right="0"/>
-              <w:jc w:val="center"/>
-              <w:rPr>
-                <w:rFonts w:ascii="Times New Roman" w:eastAsia="Times New Roman" w:hAnsi="Times New Roman" w:cs="Times New Roman"/>
-                <w:sz w:val="24"/>
-              </w:rPr>
-            </w:pPr>
-          </w:p>
-        </w:tc>
-      </w:tr>
-      <w:tr>
-        <w:trPr>
-          <w:cantSplit/>
-          <w:jc w:val="center"/>
-        </w:trPr>
-        <w:tc>
-          <w:tcPr>
-            <w:tcW w:w="0" w:type="auto"/>
-          </w:tcPr>
-          <w:p>
-            <w:pPr>
-              <w:spacing w:after="0" w:line="240" w:lineRule="auto"/>
-              <w:ind w:left="0" w:right="0"/>
-              <w:jc w:val="center"/>
-              <w:rPr>
-                <w:rFonts w:ascii="Times New Roman" w:eastAsia="Times New Roman" w:hAnsi="Times New Roman" w:cs="Times New Roman"/>
-                <w:sz w:val="24"/>
-              </w:rPr>
-            </w:pPr>
-            <w:r>
-              <w:rPr>
-                <w:rFonts w:ascii="Times New Roman" w:eastAsia="Times New Roman" w:hAnsi="Times New Roman" w:cs="Times New Roman"/>
-              </w:rPr>
-              <w:t>3</w:t>
-            </w:r>
-          </w:p>
-        </w:tc>
-        <w:tc>
-          <w:tcPr>
-            <w:tcW w:w="0" w:type="auto"/>
-          </w:tcPr>
-          <w:p>
-            <w:pPr>
-              <w:spacing w:after="0" w:line="240" w:lineRule="auto"/>
-              <w:ind w:left="0" w:right="0"/>
-              <w:jc w:val="center"/>
-              <w:rPr>
-                <w:rFonts w:ascii="Times New Roman" w:eastAsia="Times New Roman" w:hAnsi="Times New Roman" w:cs="Times New Roman"/>
-                <w:sz w:val="24"/>
-              </w:rPr>
-            </w:pPr>
-            <w:r>
-              <w:rPr>
-                <w:rFonts w:ascii="Times New Roman" w:eastAsia="Times New Roman" w:hAnsi="Times New Roman" w:cs="Times New Roman"/>
-              </w:rPr>
-              <w:t>9623</w:t>
-            </w:r>
-          </w:p>
-        </w:tc>
-        <w:tc>
-          <w:tcPr>
-            <w:tcW w:w="0" w:type="auto"/>
-          </w:tcPr>
-          <w:p>
-            <w:pPr>
-              <w:spacing w:after="0" w:line="240" w:lineRule="auto"/>
-              <w:ind w:left="0" w:right="0"/>
-              <w:rPr>
-                <w:rFonts w:ascii="Times New Roman" w:eastAsia="Times New Roman" w:hAnsi="Times New Roman" w:cs="Times New Roman"/>
-                <w:sz w:val="24"/>
-              </w:rPr>
-            </w:pPr>
-            <w:r>
-              <w:rPr>
-                <w:rFonts w:ascii="Times New Roman" w:eastAsia="Times New Roman" w:hAnsi="Times New Roman" w:cs="Times New Roman"/>
-                <w:b/>
-              </w:rPr>
-              <w:t>Dịch vụ spa và xông hơi</w:t>
-            </w:r>
-          </w:p>
-        </w:tc>
-        <w:tc>
-          <w:tcPr>
-            <w:tcW w:w="0" w:type="auto"/>
-          </w:tcPr>
-          <w:p>
-            <w:pPr>
-              <w:spacing w:after="0" w:line="240" w:lineRule="auto"/>
-              <w:ind w:left="0" w:right="0"/>
-              <w:jc w:val="center"/>
-              <w:rPr>
-                <w:rFonts w:ascii="Times New Roman" w:eastAsia="Times New Roman" w:hAnsi="Times New Roman" w:cs="Times New Roman"/>
-                <w:sz w:val="24"/>
-              </w:rPr>
-            </w:pPr>
-          </w:p>
-        </w:tc>
-      </w:tr>
-      <w:tr>
-        <w:trPr>
-          <w:cantSplit/>
-          <w:jc w:val="center"/>
-        </w:trPr>
-        <w:tc>
-          <w:tcPr>
-            <w:tcW w:w="0" w:type="auto"/>
-          </w:tcPr>
-          <w:p>
-            <w:pPr>
-              <w:spacing w:after="0" w:line="240" w:lineRule="auto"/>
-              <w:ind w:left="0" w:right="0"/>
-              <w:jc w:val="center"/>
-              <w:rPr>
-                <w:rFonts w:ascii="Times New Roman" w:eastAsia="Times New Roman" w:hAnsi="Times New Roman" w:cs="Times New Roman"/>
-                <w:sz w:val="24"/>
-              </w:rPr>
-            </w:pPr>
-            <w:r>
-              <w:rPr>
-                <w:rFonts w:ascii="Times New Roman" w:eastAsia="Times New Roman" w:hAnsi="Times New Roman" w:cs="Times New Roman"/>
-              </w:rPr>
-              <w:t>4</w:t>
-            </w:r>
-          </w:p>
-        </w:tc>
-        <w:tc>
-          <w:tcPr>
-            <w:tcW w:w="0" w:type="auto"/>
-          </w:tcPr>
-          <w:p>
-            <w:pPr>
-              <w:spacing w:after="0" w:line="240" w:lineRule="auto"/>
-              <w:ind w:left="0" w:right="0"/>
-              <w:jc w:val="center"/>
-              <w:rPr>
-                <w:rFonts w:ascii="Times New Roman" w:eastAsia="Times New Roman" w:hAnsi="Times New Roman" w:cs="Times New Roman"/>
-                <w:sz w:val="24"/>
-              </w:rPr>
-            </w:pPr>
-            <w:r>
-              <w:rPr>
-                <w:rFonts w:ascii="Times New Roman" w:eastAsia="Times New Roman" w:hAnsi="Times New Roman" w:cs="Times New Roman"/>
-              </w:rPr>
-              <w:t>9621</w:t>
-            </w:r>
-          </w:p>
-        </w:tc>
-        <w:tc>
-          <w:tcPr>
-            <w:tcW w:w="0" w:type="auto"/>
-          </w:tcPr>
-          <w:p>
-            <w:pPr>
-              <w:spacing w:after="0" w:line="240" w:lineRule="auto"/>
-              <w:ind w:left="0" w:right="0"/>
-              <w:rPr>
-                <w:rFonts w:ascii="Times New Roman" w:eastAsia="Times New Roman" w:hAnsi="Times New Roman" w:cs="Times New Roman"/>
-                <w:b/>
-              </w:rPr>
-            </w:pPr>
-            <w:r>
-              <w:rPr>
-                <w:rFonts w:ascii="Times New Roman" w:eastAsia="Times New Roman" w:hAnsi="Times New Roman" w:cs="Times New Roman"/>
-                <w:b/>
-              </w:rPr>
-              <w:t>Dịch vụ làm tóc</w:t>
-            </w:r>
-          </w:p>
-          <w:p>
-            <w:pPr>
-              <w:spacing w:after="0" w:line="240" w:lineRule="auto"/>
-              <w:ind w:left="0" w:right="0"/>
-              <w:rPr>
-                <w:rFonts w:ascii="Times New Roman" w:eastAsia="Times New Roman" w:hAnsi="Times New Roman" w:cs="Times New Roman"/>
-                <w:sz w:val="24"/>
-              </w:rPr>
-            </w:pPr>
-            <w:r>
-              <w:rPr>
-                <w:rFonts w:ascii="Times New Roman" w:eastAsia="Times New Roman" w:hAnsi="Times New Roman" w:cs="Times New Roman"/>
-              </w:rPr>
-              <w:t>Chi tiết: Cắt tóc, làm đầu, gội đầu, làm móng tay, móng chân</w:t>
-            </w:r>
-          </w:p>
-        </w:tc>
-        <w:tc>
-          <w:tcPr>
-            <w:tcW w:w="0" w:type="auto"/>
-          </w:tcPr>
-          <w:p>
-            <w:pPr>
-              <w:spacing w:after="0" w:line="240" w:lineRule="auto"/>
-              <w:ind w:left="0" w:right="0"/>
-              <w:jc w:val="center"/>
-              <w:rPr>
-                <w:rFonts w:ascii="Times New Roman" w:eastAsia="Times New Roman" w:hAnsi="Times New Roman" w:cs="Times New Roman"/>
-                <w:sz w:val="24"/>
-              </w:rPr>
-            </w:pPr>
-          </w:p>
-        </w:tc>
-      </w:tr>
-    </w:tbl>
-    <w:p>
-      <w:pPr>
-        <w:pStyle w:val="ListParagraph"/>
-        <w:spacing w:after="120" w:line="240" w:lineRule="auto"/>
-        <w:ind w:left="1800" w:right="0"/>
-        <w:rPr>
-          <w:rFonts w:ascii="Times New Roman" w:hAnsi="Times New Roman"/>
-          <w:sz w:val="28"/>
-          <w:szCs w:val="28"/>
-        </w:rPr>
-      </w:pPr>
-    </w:p>
-    <w:p>
-      <w:pPr>
-        <w:pStyle w:val="ListParagraph"/>
-        <w:spacing w:after="120" w:line="240" w:lineRule="auto"/>
-        <w:ind w:left="1800" w:right="0"/>
-        <w:jc w:val="both"/>
-        <w:rPr>
-          <w:rFonts w:ascii="Times New Roman" w:hAnsi="Times New Roman"/>
-          <w:sz w:val="28"/>
-          <w:szCs w:val="28"/>
-        </w:rPr>
-      </w:pPr>
     </w:p>
     <w:p>
       <w:pPr>
@@ -2023,567 +1432,12 @@
           <w:sz w:val="28"/>
           <w:szCs w:val="28"/>
         </w:rPr>
-        <w:t>Ngành nghề bị xóa:</w:t>
+        <w:t>Ngành nghề được sửa đổi:</w:t>
       </w:r>
     </w:p>
     <w:tbl>
       <w:tblPr>
-        <w:tblStyle w:val="TableGrid11"/>
-        <w:tblW w:w="0" w:type="auto"/>
-        <w:jc w:val="center"/>
-        <w:tblLook w:val="04A0" w:firstRow="1" w:lastRow="0" w:firstColumn="1" w:lastColumn="0" w:noHBand="0" w:noVBand="1"/>
-      </w:tblPr>
-      <w:tblGrid>
-        <w:gridCol w:w="632"/>
-        <w:gridCol w:w="923"/>
-        <w:gridCol w:w="6706"/>
-        <w:gridCol w:w="1025"/>
-      </w:tblGrid>
-      <w:tr>
-        <w:trPr>
-          <w:tblHeader/>
-          <w:jc w:val="center"/>
-        </w:trPr>
-        <w:tc>
-          <w:tcPr>
-            <w:tcW w:w="0" w:type="auto"/>
-            <w:shd w:val="clear" w:color="auto" w:fill="D9EAF7"/>
-            <w:vAlign w:val="center"/>
-          </w:tcPr>
-          <w:p>
-            <w:pPr>
-              <w:spacing w:after="0" w:line="240" w:lineRule="auto"/>
-              <w:ind w:left="0" w:right="0"/>
-              <w:jc w:val="center"/>
-              <w:rPr>
-                <w:rFonts w:ascii="Times New Roman" w:eastAsia="Times New Roman" w:hAnsi="Times New Roman" w:cs="Times New Roman"/>
-                <w:sz w:val="24"/>
-              </w:rPr>
-            </w:pPr>
-            <w:r>
-              <w:rPr>
-                <w:rFonts w:ascii="Times New Roman" w:eastAsia="Times New Roman" w:hAnsi="Times New Roman" w:cs="Times New Roman"/>
-                <w:b/>
-              </w:rPr>
-              <w:t>STT</w:t>
-            </w:r>
-          </w:p>
-        </w:tc>
-        <w:tc>
-          <w:tcPr>
-            <w:tcW w:w="0" w:type="auto"/>
-            <w:shd w:val="clear" w:color="auto" w:fill="D9EAF7"/>
-            <w:vAlign w:val="center"/>
-          </w:tcPr>
-          <w:p>
-            <w:pPr>
-              <w:spacing w:after="0" w:line="240" w:lineRule="auto"/>
-              <w:ind w:left="0" w:right="0"/>
-              <w:jc w:val="center"/>
-              <w:rPr>
-                <w:rFonts w:ascii="Times New Roman" w:eastAsia="Times New Roman" w:hAnsi="Times New Roman" w:cs="Times New Roman"/>
-                <w:sz w:val="24"/>
-              </w:rPr>
-            </w:pPr>
-            <w:r>
-              <w:rPr>
-                <w:rFonts w:ascii="Times New Roman" w:eastAsia="Times New Roman" w:hAnsi="Times New Roman" w:cs="Times New Roman"/>
-                <w:b/>
-              </w:rPr>
-              <w:t>Mã ngành</w:t>
-            </w:r>
-          </w:p>
-        </w:tc>
-        <w:tc>
-          <w:tcPr>
-            <w:tcW w:w="0" w:type="auto"/>
-            <w:shd w:val="clear" w:color="auto" w:fill="D9EAF7"/>
-            <w:vAlign w:val="center"/>
-          </w:tcPr>
-          <w:p>
-            <w:pPr>
-              <w:spacing w:after="0" w:line="240" w:lineRule="auto"/>
-              <w:ind w:left="0" w:right="0"/>
-              <w:jc w:val="center"/>
-              <w:rPr>
-                <w:rFonts w:ascii="Times New Roman" w:eastAsia="Times New Roman" w:hAnsi="Times New Roman" w:cs="Times New Roman"/>
-                <w:sz w:val="24"/>
-              </w:rPr>
-            </w:pPr>
-            <w:r>
-              <w:rPr>
-                <w:rFonts w:ascii="Times New Roman" w:eastAsia="Times New Roman" w:hAnsi="Times New Roman" w:cs="Times New Roman"/>
-                <w:b/>
-              </w:rPr>
-              <w:t>Tên ngành bao gồm chi tiết</w:t>
-            </w:r>
-          </w:p>
-        </w:tc>
-        <w:tc>
-          <w:tcPr>
-            <w:tcW w:w="0" w:type="auto"/>
-            <w:shd w:val="clear" w:color="auto" w:fill="D9EAF7"/>
-            <w:vAlign w:val="center"/>
-          </w:tcPr>
-          <w:p>
-            <w:pPr>
-              <w:spacing w:after="0" w:line="240" w:lineRule="auto"/>
-              <w:ind w:left="0" w:right="0"/>
-              <w:jc w:val="center"/>
-              <w:rPr>
-                <w:rFonts w:ascii="Times New Roman" w:eastAsia="Times New Roman" w:hAnsi="Times New Roman" w:cs="Times New Roman"/>
-                <w:sz w:val="24"/>
-              </w:rPr>
-            </w:pPr>
-            <w:r>
-              <w:rPr>
-                <w:rFonts w:ascii="Times New Roman" w:eastAsia="Times New Roman" w:hAnsi="Times New Roman" w:cs="Times New Roman"/>
-                <w:b/>
-              </w:rPr>
-              <w:t>Ngành chính</w:t>
-            </w:r>
-          </w:p>
-        </w:tc>
-      </w:tr>
-      <w:tr>
-        <w:trPr>
-          <w:cantSplit/>
-          <w:jc w:val="center"/>
-        </w:trPr>
-        <w:tc>
-          <w:tcPr>
-            <w:tcW w:w="0" w:type="auto"/>
-          </w:tcPr>
-          <w:p>
-            <w:pPr>
-              <w:spacing w:after="0" w:line="240" w:lineRule="auto"/>
-              <w:ind w:left="0" w:right="0"/>
-              <w:jc w:val="center"/>
-              <w:rPr>
-                <w:rFonts w:ascii="Times New Roman" w:eastAsia="Times New Roman" w:hAnsi="Times New Roman" w:cs="Times New Roman"/>
-                <w:sz w:val="24"/>
-              </w:rPr>
-            </w:pPr>
-            <w:r>
-              <w:rPr>
-                <w:rFonts w:ascii="Times New Roman" w:eastAsia="Times New Roman" w:hAnsi="Times New Roman" w:cs="Times New Roman"/>
-              </w:rPr>
-              <w:t>1</w:t>
-            </w:r>
-          </w:p>
-        </w:tc>
-        <w:tc>
-          <w:tcPr>
-            <w:tcW w:w="0" w:type="auto"/>
-          </w:tcPr>
-          <w:p>
-            <w:pPr>
-              <w:spacing w:after="0" w:line="240" w:lineRule="auto"/>
-              <w:ind w:left="0" w:right="0"/>
-              <w:jc w:val="center"/>
-              <w:rPr>
-                <w:rFonts w:ascii="Times New Roman" w:eastAsia="Times New Roman" w:hAnsi="Times New Roman" w:cs="Times New Roman"/>
-                <w:sz w:val="24"/>
-              </w:rPr>
-            </w:pPr>
-            <w:r>
-              <w:rPr>
-                <w:rFonts w:ascii="Times New Roman" w:eastAsia="Times New Roman" w:hAnsi="Times New Roman" w:cs="Times New Roman"/>
-              </w:rPr>
-              <w:t>6820</w:t>
-            </w:r>
-          </w:p>
-        </w:tc>
-        <w:tc>
-          <w:tcPr>
-            <w:tcW w:w="0" w:type="auto"/>
-          </w:tcPr>
-          <w:p>
-            <w:pPr>
-              <w:spacing w:after="0" w:line="240" w:lineRule="auto"/>
-              <w:ind w:left="0" w:right="0"/>
-              <w:rPr>
-                <w:rFonts w:ascii="Times New Roman" w:eastAsia="Times New Roman" w:hAnsi="Times New Roman" w:cs="Times New Roman"/>
-                <w:sz w:val="24"/>
-              </w:rPr>
-            </w:pPr>
-            <w:r>
-              <w:rPr>
-                <w:rFonts w:ascii="Times New Roman" w:eastAsia="Times New Roman" w:hAnsi="Times New Roman" w:cs="Times New Roman"/>
-                <w:b/>
-              </w:rPr>
-              <w:t>Tư vấn, môi giới, đấu giá bất động sản, đấu giá quyền sử dụng đất</w:t>
-            </w:r>
-          </w:p>
-        </w:tc>
-        <w:tc>
-          <w:tcPr>
-            <w:tcW w:w="0" w:type="auto"/>
-          </w:tcPr>
-          <w:p>
-            <w:pPr>
-              <w:spacing w:after="0" w:line="240" w:lineRule="auto"/>
-              <w:ind w:left="0" w:right="0"/>
-              <w:jc w:val="center"/>
-              <w:rPr>
-                <w:rFonts w:ascii="Times New Roman" w:eastAsia="Times New Roman" w:hAnsi="Times New Roman" w:cs="Times New Roman"/>
-                <w:sz w:val="24"/>
-              </w:rPr>
-            </w:pPr>
-          </w:p>
-        </w:tc>
-      </w:tr>
-      <w:tr>
-        <w:trPr>
-          <w:cantSplit/>
-          <w:jc w:val="center"/>
-        </w:trPr>
-        <w:tc>
-          <w:tcPr>
-            <w:tcW w:w="0" w:type="auto"/>
-          </w:tcPr>
-          <w:p>
-            <w:pPr>
-              <w:spacing w:after="0" w:line="240" w:lineRule="auto"/>
-              <w:ind w:left="0" w:right="0"/>
-              <w:jc w:val="center"/>
-              <w:rPr>
-                <w:rFonts w:ascii="Times New Roman" w:eastAsia="Times New Roman" w:hAnsi="Times New Roman" w:cs="Times New Roman"/>
-                <w:sz w:val="24"/>
-              </w:rPr>
-            </w:pPr>
-            <w:r>
-              <w:rPr>
-                <w:rFonts w:ascii="Times New Roman" w:eastAsia="Times New Roman" w:hAnsi="Times New Roman" w:cs="Times New Roman"/>
-              </w:rPr>
-              <w:t>2</w:t>
-            </w:r>
-          </w:p>
-        </w:tc>
-        <w:tc>
-          <w:tcPr>
-            <w:tcW w:w="0" w:type="auto"/>
-          </w:tcPr>
-          <w:p>
-            <w:pPr>
-              <w:spacing w:after="0" w:line="240" w:lineRule="auto"/>
-              <w:ind w:left="0" w:right="0"/>
-              <w:jc w:val="center"/>
-              <w:rPr>
-                <w:rFonts w:ascii="Times New Roman" w:eastAsia="Times New Roman" w:hAnsi="Times New Roman" w:cs="Times New Roman"/>
-                <w:sz w:val="24"/>
-              </w:rPr>
-            </w:pPr>
-            <w:r>
-              <w:rPr>
-                <w:rFonts w:ascii="Times New Roman" w:eastAsia="Times New Roman" w:hAnsi="Times New Roman" w:cs="Times New Roman"/>
-              </w:rPr>
-              <w:t>4669</w:t>
-            </w:r>
-          </w:p>
-        </w:tc>
-        <w:tc>
-          <w:tcPr>
-            <w:tcW w:w="0" w:type="auto"/>
-          </w:tcPr>
-          <w:p>
-            <w:pPr>
-              <w:spacing w:after="0" w:line="240" w:lineRule="auto"/>
-              <w:ind w:left="0" w:right="0"/>
-              <w:rPr>
-                <w:rFonts w:ascii="Times New Roman" w:eastAsia="Times New Roman" w:hAnsi="Times New Roman" w:cs="Times New Roman"/>
-                <w:sz w:val="24"/>
-              </w:rPr>
-            </w:pPr>
-            <w:r>
-              <w:rPr>
-                <w:rFonts w:ascii="Times New Roman" w:eastAsia="Times New Roman" w:hAnsi="Times New Roman" w:cs="Times New Roman"/>
-                <w:b/>
-              </w:rPr>
-              <w:t>Bán buôn chuyên doanh khác chưa được phân vào đâu</w:t>
-            </w:r>
-          </w:p>
-          <w:p>
-            <w:pPr>
-              <w:spacing w:before="40" w:after="0" w:line="240" w:lineRule="auto"/>
-              <w:ind w:left="0" w:right="0"/>
-              <w:rPr>
-                <w:rFonts w:ascii="Times New Roman" w:eastAsia="Times New Roman" w:hAnsi="Times New Roman" w:cs="Times New Roman"/>
-                <w:sz w:val="24"/>
-              </w:rPr>
-            </w:pPr>
-            <w:r>
-              <w:rPr>
-                <w:rFonts w:ascii="Times New Roman" w:eastAsia="Times New Roman" w:hAnsi="Times New Roman" w:cs="Times New Roman"/>
-              </w:rPr>
-              <w:t>Chi tiết:</w:t>
-            </w:r>
-            <w:r>
-              <w:rPr>
-                <w:rFonts w:ascii="Times New Roman" w:eastAsia="Times New Roman" w:hAnsi="Times New Roman" w:cs="Times New Roman"/>
-                <w:sz w:val="24"/>
-              </w:rPr>
-              <w:br/>
-            </w:r>
-            <w:r>
-              <w:rPr>
-                <w:rFonts w:ascii="Times New Roman" w:eastAsia="Times New Roman" w:hAnsi="Times New Roman" w:cs="Times New Roman"/>
-              </w:rPr>
-              <w:t>- Bán buôn phân bón, thuốc trừ sâu và hóa chất khác sử dụng trong nông nghiệp</w:t>
-            </w:r>
-            <w:r>
-              <w:rPr>
-                <w:rFonts w:ascii="Times New Roman" w:eastAsia="Times New Roman" w:hAnsi="Times New Roman" w:cs="Times New Roman"/>
-                <w:sz w:val="24"/>
-              </w:rPr>
-              <w:br/>
-            </w:r>
-            <w:r>
-              <w:rPr>
-                <w:rFonts w:ascii="Times New Roman" w:eastAsia="Times New Roman" w:hAnsi="Times New Roman" w:cs="Times New Roman"/>
-              </w:rPr>
-              <w:t>- Bán buôn hoá chất sử dụng trong lĩnh vực công nghiệp,chất dẻo dạng nguyên sinh ,bao bì nhựa PVC,PE,PP,giấy nhám,băng keo,keo dán giấy ,dây điện, hạt nhựa tái chế và hạt nhựa nguyên sinh</w:t>
-            </w:r>
-          </w:p>
-        </w:tc>
-        <w:tc>
-          <w:tcPr>
-            <w:tcW w:w="0" w:type="auto"/>
-          </w:tcPr>
-          <w:p>
-            <w:pPr>
-              <w:spacing w:after="0" w:line="240" w:lineRule="auto"/>
-              <w:ind w:left="0" w:right="0"/>
-              <w:jc w:val="center"/>
-              <w:rPr>
-                <w:rFonts w:ascii="Times New Roman" w:eastAsia="Times New Roman" w:hAnsi="Times New Roman" w:cs="Times New Roman"/>
-                <w:sz w:val="24"/>
-              </w:rPr>
-            </w:pPr>
-          </w:p>
-        </w:tc>
-      </w:tr>
-      <w:tr>
-        <w:trPr>
-          <w:cantSplit/>
-          <w:jc w:val="center"/>
-        </w:trPr>
-        <w:tc>
-          <w:tcPr>
-            <w:tcW w:w="0" w:type="auto"/>
-          </w:tcPr>
-          <w:p>
-            <w:pPr>
-              <w:spacing w:after="0" w:line="240" w:lineRule="auto"/>
-              <w:ind w:left="0" w:right="0"/>
-              <w:jc w:val="center"/>
-              <w:rPr>
-                <w:rFonts w:ascii="Times New Roman" w:eastAsia="Times New Roman" w:hAnsi="Times New Roman" w:cs="Times New Roman"/>
-                <w:sz w:val="24"/>
-              </w:rPr>
-            </w:pPr>
-            <w:r>
-              <w:rPr>
-                <w:rFonts w:ascii="Times New Roman" w:eastAsia="Times New Roman" w:hAnsi="Times New Roman" w:cs="Times New Roman"/>
-              </w:rPr>
-              <w:t>3</w:t>
-            </w:r>
-          </w:p>
-        </w:tc>
-        <w:tc>
-          <w:tcPr>
-            <w:tcW w:w="0" w:type="auto"/>
-          </w:tcPr>
-          <w:p>
-            <w:pPr>
-              <w:spacing w:after="0" w:line="240" w:lineRule="auto"/>
-              <w:ind w:left="0" w:right="0"/>
-              <w:jc w:val="center"/>
-              <w:rPr>
-                <w:rFonts w:ascii="Times New Roman" w:eastAsia="Times New Roman" w:hAnsi="Times New Roman" w:cs="Times New Roman"/>
-                <w:sz w:val="24"/>
-              </w:rPr>
-            </w:pPr>
-            <w:r>
-              <w:rPr>
-                <w:rFonts w:ascii="Times New Roman" w:eastAsia="Times New Roman" w:hAnsi="Times New Roman" w:cs="Times New Roman"/>
-              </w:rPr>
-              <w:t>9610</w:t>
-            </w:r>
-          </w:p>
-        </w:tc>
-        <w:tc>
-          <w:tcPr>
-            <w:tcW w:w="0" w:type="auto"/>
-          </w:tcPr>
-          <w:p>
-            <w:pPr>
-              <w:spacing w:after="0" w:line="240" w:lineRule="auto"/>
-              <w:ind w:left="0" w:right="0"/>
-              <w:rPr>
-                <w:rFonts w:ascii="Times New Roman" w:eastAsia="Times New Roman" w:hAnsi="Times New Roman" w:cs="Times New Roman"/>
-                <w:sz w:val="24"/>
-              </w:rPr>
-            </w:pPr>
-            <w:r>
-              <w:rPr>
-                <w:rFonts w:ascii="Times New Roman" w:eastAsia="Times New Roman" w:hAnsi="Times New Roman" w:cs="Times New Roman"/>
-                <w:b/>
-              </w:rPr>
-              <w:t>Dịch vụ tắm hơi, massage và các dịch vụ tăng cường sức khoẻ tương tự (trừ hoạt động thể thao)</w:t>
-            </w:r>
-          </w:p>
-        </w:tc>
-        <w:tc>
-          <w:tcPr>
-            <w:tcW w:w="0" w:type="auto"/>
-          </w:tcPr>
-          <w:p>
-            <w:pPr>
-              <w:spacing w:after="0" w:line="240" w:lineRule="auto"/>
-              <w:ind w:left="0" w:right="0"/>
-              <w:jc w:val="center"/>
-              <w:rPr>
-                <w:rFonts w:ascii="Times New Roman" w:eastAsia="Times New Roman" w:hAnsi="Times New Roman" w:cs="Times New Roman"/>
-                <w:sz w:val="24"/>
-              </w:rPr>
-            </w:pPr>
-          </w:p>
-        </w:tc>
-      </w:tr>
-      <w:tr>
-        <w:trPr>
-          <w:cantSplit/>
-          <w:jc w:val="center"/>
-        </w:trPr>
-        <w:tc>
-          <w:tcPr>
-            <w:tcW w:w="0" w:type="auto"/>
-          </w:tcPr>
-          <w:p>
-            <w:pPr>
-              <w:spacing w:after="0" w:line="240" w:lineRule="auto"/>
-              <w:ind w:left="0" w:right="0"/>
-              <w:jc w:val="center"/>
-              <w:rPr>
-                <w:rFonts w:ascii="Times New Roman" w:eastAsia="Times New Roman" w:hAnsi="Times New Roman" w:cs="Times New Roman"/>
-                <w:sz w:val="24"/>
-              </w:rPr>
-            </w:pPr>
-            <w:r>
-              <w:rPr>
-                <w:rFonts w:ascii="Times New Roman" w:eastAsia="Times New Roman" w:hAnsi="Times New Roman" w:cs="Times New Roman"/>
-              </w:rPr>
-              <w:t>4</w:t>
-            </w:r>
-          </w:p>
-        </w:tc>
-        <w:tc>
-          <w:tcPr>
-            <w:tcW w:w="0" w:type="auto"/>
-          </w:tcPr>
-          <w:p>
-            <w:pPr>
-              <w:spacing w:after="0" w:line="240" w:lineRule="auto"/>
-              <w:ind w:left="0" w:right="0"/>
-              <w:jc w:val="center"/>
-              <w:rPr>
-                <w:rFonts w:ascii="Times New Roman" w:eastAsia="Times New Roman" w:hAnsi="Times New Roman" w:cs="Times New Roman"/>
-                <w:sz w:val="24"/>
-              </w:rPr>
-            </w:pPr>
-            <w:r>
-              <w:rPr>
-                <w:rFonts w:ascii="Times New Roman" w:eastAsia="Times New Roman" w:hAnsi="Times New Roman" w:cs="Times New Roman"/>
-              </w:rPr>
-              <w:t>9631</w:t>
-            </w:r>
-          </w:p>
-        </w:tc>
-        <w:tc>
-          <w:tcPr>
-            <w:tcW w:w="0" w:type="auto"/>
-          </w:tcPr>
-          <w:p>
-            <w:pPr>
-              <w:spacing w:after="0" w:line="240" w:lineRule="auto"/>
-              <w:ind w:left="0" w:right="0"/>
-              <w:rPr>
-                <w:rFonts w:ascii="Times New Roman" w:eastAsia="Times New Roman" w:hAnsi="Times New Roman" w:cs="Times New Roman"/>
-                <w:sz w:val="24"/>
-              </w:rPr>
-            </w:pPr>
-            <w:r>
-              <w:rPr>
-                <w:rFonts w:ascii="Times New Roman" w:eastAsia="Times New Roman" w:hAnsi="Times New Roman" w:cs="Times New Roman"/>
-                <w:b/>
-              </w:rPr>
-              <w:t>Cắt tóc, làm đầu, gội đầu</w:t>
-            </w:r>
-          </w:p>
-          <w:p>
-            <w:pPr>
-              <w:spacing w:before="40" w:after="0" w:line="240" w:lineRule="auto"/>
-              <w:ind w:left="0" w:right="0"/>
-              <w:rPr>
-                <w:rFonts w:ascii="Times New Roman" w:eastAsia="Times New Roman" w:hAnsi="Times New Roman" w:cs="Times New Roman"/>
-                <w:sz w:val="24"/>
-              </w:rPr>
-            </w:pPr>
-            <w:r>
-              <w:rPr>
-                <w:rFonts w:ascii="Times New Roman" w:eastAsia="Times New Roman" w:hAnsi="Times New Roman" w:cs="Times New Roman"/>
-              </w:rPr>
-              <w:t>Chi tiết: Cắt tóc, làm đầu, gội đầu, làm móng tay, móng chân</w:t>
-            </w:r>
-          </w:p>
-        </w:tc>
-        <w:tc>
-          <w:tcPr>
-            <w:tcW w:w="0" w:type="auto"/>
-          </w:tcPr>
-          <w:p>
-            <w:pPr>
-              <w:spacing w:after="0" w:line="240" w:lineRule="auto"/>
-              <w:ind w:left="0" w:right="0"/>
-              <w:jc w:val="center"/>
-              <w:rPr>
-                <w:rFonts w:ascii="Times New Roman" w:eastAsia="Times New Roman" w:hAnsi="Times New Roman" w:cs="Times New Roman"/>
-                <w:sz w:val="24"/>
-              </w:rPr>
-            </w:pPr>
-          </w:p>
-        </w:tc>
-      </w:tr>
-    </w:tbl>
-    <w:p>
-      <w:pPr>
-        <w:pStyle w:val="ListParagraph"/>
-        <w:numPr>
-          <w:ilvl w:val="0"/>
-          <w:numId w:val="4"/>
-        </w:numPr>
-        <w:spacing w:after="120" w:line="240" w:lineRule="auto"/>
-        <w:ind w:right="0"/>
-        <w:jc w:val="both"/>
-        <w:rPr>
-          <w:rFonts w:ascii="Times New Roman" w:hAnsi="Times New Roman"/>
-          <w:sz w:val="28"/>
-          <w:szCs w:val="28"/>
-        </w:rPr>
-      </w:pPr>
-      <w:r>
-        <w:rPr>
-          <w:rFonts w:ascii="Times New Roman" w:hAnsi="Times New Roman"/>
-          <w:sz w:val="28"/>
-          <w:szCs w:val="28"/>
-        </w:rPr>
-        <w:t>Ngành nghề được sửa đổi:</w:t>
-      </w:r>
-    </w:p>
-    <w:tbl>
-      <w:tblPr>
-        <w:tblStyle w:val="TableGrid21"/>
+        <w:tblStyle w:val="TableGrid22"/>
         <w:tblW w:w="5000" w:type="pct"/>
         <w:jc w:val="center"/>
         <w:tblLook w:val="04A0" w:firstRow="1" w:lastRow="0" w:firstColumn="1" w:lastColumn="0" w:noHBand="0" w:noVBand="1"/>
@@ -2745,7 +1599,7 @@
               <w:rPr>
                 <w:rFonts w:ascii="Times New Roman" w:eastAsia="Times New Roman" w:hAnsi="Times New Roman" w:cs="Times New Roman"/>
               </w:rPr>
-              <w:t>4721</w:t>
+              <w:t>3312</w:t>
             </w:r>
           </w:p>
         </w:tc>
@@ -2767,7 +1621,7 @@
                 <w:rFonts w:ascii="Times New Roman" w:eastAsia="Times New Roman" w:hAnsi="Times New Roman" w:cs="Times New Roman"/>
                 <w:b/>
               </w:rPr>
-              <w:t>Bán lẻ lương thực</w:t>
+              <w:t>Sửa chữa, bảo dưỡng máy móc, thiết bị</w:t>
             </w:r>
           </w:p>
         </w:tc>
@@ -2833,7 +1687,7 @@
               <w:rPr>
                 <w:rFonts w:ascii="Times New Roman" w:eastAsia="Times New Roman" w:hAnsi="Times New Roman" w:cs="Times New Roman"/>
               </w:rPr>
-              <w:t>4722</w:t>
+              <w:t>3313</w:t>
             </w:r>
           </w:p>
         </w:tc>
@@ -2855,7 +1709,7 @@
                 <w:rFonts w:ascii="Times New Roman" w:eastAsia="Times New Roman" w:hAnsi="Times New Roman" w:cs="Times New Roman"/>
                 <w:b/>
               </w:rPr>
-              <w:t>Bán lẻ thực phẩm</w:t>
+              <w:t>Sửa chữa, bảo dưỡng thiết bị điện tử và quang học</w:t>
             </w:r>
           </w:p>
         </w:tc>
@@ -2876,6 +1730,264 @@
           </w:p>
         </w:tc>
       </w:tr>
+      <w:tr>
+        <w:trPr>
+          <w:cantSplit/>
+          <w:jc w:val="center"/>
+        </w:trPr>
+        <w:tc>
+          <w:tcPr>
+            <w:tcW w:w="253" w:type="pct"/>
+          </w:tcPr>
+          <w:p>
+            <w:pPr>
+              <w:spacing w:after="0" w:line="240" w:lineRule="auto"/>
+              <w:ind w:left="0" w:right="0"/>
+              <w:jc w:val="center"/>
+              <w:rPr>
+                <w:rFonts w:ascii="Times New Roman" w:eastAsia="Times New Roman" w:hAnsi="Times New Roman" w:cs="Times New Roman"/>
+              </w:rPr>
+            </w:pPr>
+            <w:r>
+              <w:rPr>
+                <w:rFonts w:ascii="Times New Roman" w:eastAsia="Times New Roman" w:hAnsi="Times New Roman" w:cs="Times New Roman"/>
+              </w:rPr>
+              <w:t>3</w:t>
+            </w:r>
+          </w:p>
+        </w:tc>
+        <w:tc>
+          <w:tcPr>
+            <w:tcW w:w="389" w:type="pct"/>
+          </w:tcPr>
+          <w:p>
+            <w:pPr>
+              <w:spacing w:after="0" w:line="240" w:lineRule="auto"/>
+              <w:ind w:left="0" w:right="0"/>
+              <w:jc w:val="center"/>
+              <w:rPr>
+                <w:rFonts w:ascii="Times New Roman" w:eastAsia="Times New Roman" w:hAnsi="Times New Roman" w:cs="Times New Roman"/>
+              </w:rPr>
+            </w:pPr>
+            <w:r>
+              <w:rPr>
+                <w:rFonts w:ascii="Times New Roman" w:eastAsia="Times New Roman" w:hAnsi="Times New Roman" w:cs="Times New Roman"/>
+              </w:rPr>
+              <w:t>3314</w:t>
+            </w:r>
+          </w:p>
+        </w:tc>
+        <w:tc>
+          <w:tcPr>
+            <w:tcW w:w="3872" w:type="pct"/>
+          </w:tcPr>
+          <w:p>
+            <w:pPr>
+              <w:spacing w:after="0" w:line="240" w:lineRule="auto"/>
+              <w:ind w:left="0" w:right="0"/>
+              <w:rPr>
+                <w:rFonts w:ascii="Times New Roman" w:eastAsia="Times New Roman" w:hAnsi="Times New Roman" w:cs="Times New Roman"/>
+                <w:b/>
+              </w:rPr>
+            </w:pPr>
+            <w:r>
+              <w:rPr>
+                <w:rFonts w:ascii="Times New Roman" w:eastAsia="Times New Roman" w:hAnsi="Times New Roman" w:cs="Times New Roman"/>
+                <w:b/>
+              </w:rPr>
+              <w:t>Sửa chữa, bảo dưỡng thiết bị điện</w:t>
+            </w:r>
+          </w:p>
+        </w:tc>
+        <w:tc>
+          <w:tcPr>
+            <w:tcW w:w="486" w:type="pct"/>
+          </w:tcPr>
+          <w:p>
+            <w:pPr>
+              <w:spacing w:after="0" w:line="240" w:lineRule="auto"/>
+              <w:ind w:left="0" w:right="0"/>
+              <w:jc w:val="center"/>
+              <w:rPr>
+                <w:rFonts w:ascii="Times New Roman" w:eastAsia="Times New Roman" w:hAnsi="Times New Roman" w:cs="Times New Roman"/>
+                <w:sz w:val="24"/>
+              </w:rPr>
+            </w:pPr>
+          </w:p>
+        </w:tc>
+      </w:tr>
+      <w:tr>
+        <w:trPr>
+          <w:cantSplit/>
+          <w:jc w:val="center"/>
+        </w:trPr>
+        <w:tc>
+          <w:tcPr>
+            <w:tcW w:w="253" w:type="pct"/>
+          </w:tcPr>
+          <w:p>
+            <w:pPr>
+              <w:spacing w:after="0" w:line="240" w:lineRule="auto"/>
+              <w:ind w:left="0" w:right="0"/>
+              <w:jc w:val="center"/>
+              <w:rPr>
+                <w:rFonts w:ascii="Times New Roman" w:eastAsia="Times New Roman" w:hAnsi="Times New Roman" w:cs="Times New Roman"/>
+              </w:rPr>
+            </w:pPr>
+            <w:r>
+              <w:rPr>
+                <w:rFonts w:ascii="Times New Roman" w:eastAsia="Times New Roman" w:hAnsi="Times New Roman" w:cs="Times New Roman"/>
+              </w:rPr>
+              <w:t>4</w:t>
+            </w:r>
+          </w:p>
+        </w:tc>
+        <w:tc>
+          <w:tcPr>
+            <w:tcW w:w="389" w:type="pct"/>
+          </w:tcPr>
+          <w:p>
+            <w:pPr>
+              <w:spacing w:after="0" w:line="240" w:lineRule="auto"/>
+              <w:ind w:left="0" w:right="0"/>
+              <w:jc w:val="center"/>
+              <w:rPr>
+                <w:rFonts w:ascii="Times New Roman" w:eastAsia="Times New Roman" w:hAnsi="Times New Roman" w:cs="Times New Roman"/>
+              </w:rPr>
+            </w:pPr>
+            <w:r>
+              <w:rPr>
+                <w:rFonts w:ascii="Times New Roman" w:eastAsia="Times New Roman" w:hAnsi="Times New Roman" w:cs="Times New Roman"/>
+              </w:rPr>
+              <w:t>3319</w:t>
+            </w:r>
+          </w:p>
+        </w:tc>
+        <w:tc>
+          <w:tcPr>
+            <w:tcW w:w="3872" w:type="pct"/>
+          </w:tcPr>
+          <w:p>
+            <w:pPr>
+              <w:spacing w:after="0" w:line="240" w:lineRule="auto"/>
+              <w:ind w:left="0" w:right="0"/>
+              <w:rPr>
+                <w:rFonts w:ascii="Times New Roman" w:eastAsia="Times New Roman" w:hAnsi="Times New Roman" w:cs="Times New Roman"/>
+                <w:b/>
+              </w:rPr>
+            </w:pPr>
+            <w:r>
+              <w:rPr>
+                <w:rFonts w:ascii="Times New Roman" w:eastAsia="Times New Roman" w:hAnsi="Times New Roman" w:cs="Times New Roman"/>
+                <w:b/>
+              </w:rPr>
+              <w:t>Sửa chữa, bảo dưỡng thiết bị khác</w:t>
+            </w:r>
+          </w:p>
+        </w:tc>
+        <w:tc>
+          <w:tcPr>
+            <w:tcW w:w="486" w:type="pct"/>
+          </w:tcPr>
+          <w:p>
+            <w:pPr>
+              <w:spacing w:after="0" w:line="240" w:lineRule="auto"/>
+              <w:ind w:left="0" w:right="0"/>
+              <w:jc w:val="center"/>
+              <w:rPr>
+                <w:rFonts w:ascii="Times New Roman" w:eastAsia="Times New Roman" w:hAnsi="Times New Roman" w:cs="Times New Roman"/>
+                <w:sz w:val="24"/>
+              </w:rPr>
+            </w:pPr>
+          </w:p>
+        </w:tc>
+      </w:tr>
+      <w:tr>
+        <w:trPr>
+          <w:cantSplit/>
+          <w:jc w:val="center"/>
+        </w:trPr>
+        <w:tc>
+          <w:tcPr>
+            <w:tcW w:w="253" w:type="pct"/>
+          </w:tcPr>
+          <w:p>
+            <w:pPr>
+              <w:spacing w:after="0" w:line="240" w:lineRule="auto"/>
+              <w:ind w:left="0" w:right="0"/>
+              <w:jc w:val="center"/>
+              <w:rPr>
+                <w:rFonts w:ascii="Times New Roman" w:eastAsia="Times New Roman" w:hAnsi="Times New Roman" w:cs="Times New Roman"/>
+              </w:rPr>
+            </w:pPr>
+            <w:r>
+              <w:rPr>
+                <w:rFonts w:ascii="Times New Roman" w:eastAsia="Times New Roman" w:hAnsi="Times New Roman" w:cs="Times New Roman"/>
+              </w:rPr>
+              <w:t>5</w:t>
+            </w:r>
+          </w:p>
+        </w:tc>
+        <w:tc>
+          <w:tcPr>
+            <w:tcW w:w="389" w:type="pct"/>
+          </w:tcPr>
+          <w:p>
+            <w:pPr>
+              <w:spacing w:after="0" w:line="240" w:lineRule="auto"/>
+              <w:ind w:left="0" w:right="0"/>
+              <w:jc w:val="center"/>
+              <w:rPr>
+                <w:rFonts w:ascii="Times New Roman" w:eastAsia="Times New Roman" w:hAnsi="Times New Roman" w:cs="Times New Roman"/>
+              </w:rPr>
+            </w:pPr>
+            <w:r>
+              <w:rPr>
+                <w:rFonts w:ascii="Times New Roman" w:eastAsia="Times New Roman" w:hAnsi="Times New Roman" w:cs="Times New Roman"/>
+              </w:rPr>
+              <w:t>4651</w:t>
+            </w:r>
+          </w:p>
+        </w:tc>
+        <w:tc>
+          <w:tcPr>
+            <w:tcW w:w="3872" w:type="pct"/>
+          </w:tcPr>
+          <w:p>
+            <w:pPr>
+              <w:spacing w:after="0" w:line="240" w:lineRule="auto"/>
+              <w:ind w:left="0" w:right="0"/>
+              <w:rPr>
+                <w:rFonts w:ascii="Times New Roman" w:eastAsia="Times New Roman" w:hAnsi="Times New Roman" w:cs="Times New Roman"/>
+                <w:b/>
+              </w:rPr>
+            </w:pPr>
+            <w:r>
+              <w:rPr>
+                <w:rFonts w:ascii="Times New Roman" w:eastAsia="Times New Roman" w:hAnsi="Times New Roman" w:cs="Times New Roman"/>
+                <w:b/>
+              </w:rPr>
+              <w:t>Bán buôn máy tính, thiết bị ngoại vi và phần mềm</w:t>
+            </w:r>
+          </w:p>
+        </w:tc>
+        <w:tc>
+          <w:tcPr>
+            <w:tcW w:w="486" w:type="pct"/>
+          </w:tcPr>
+          <w:p>
+            <w:pPr>
+              <w:spacing w:after="0" w:line="240" w:lineRule="auto"/>
+              <w:ind w:left="0" w:right="0"/>
+              <w:jc w:val="center"/>
+              <w:rPr>
+                <w:rFonts w:ascii="Times New Roman" w:eastAsia="Times New Roman" w:hAnsi="Times New Roman" w:cs="Times New Roman"/>
+                <w:sz w:val="24"/>
+              </w:rPr>
+            </w:pPr>
+          </w:p>
+        </w:tc>
+      </w:tr>
     </w:tbl>
     <w:p>
       <w:pPr>
@@ -2923,7 +2035,6 @@
           <w:szCs w:val="28"/>
           <w:u w:val="single"/>
         </w:rPr>
-        <w:lastRenderedPageBreak/>
         <w:t xml:space="preserve">Điều </w:t>
       </w:r>
       <w:r>
@@ -2951,7 +2062,7 @@
           <w:sz w:val="28"/>
           <w:szCs w:val="28"/>
         </w:rPr>
-        <w:t>LỘC LỤC MÚI</w:t>
+        <w:t>TRẦN THỊ THIỆN</w:t>
       </w:r>
       <w:r>
         <w:rPr>
@@ -3149,8 +2260,8 @@
         <w:tblLook w:val="04A0" w:firstRow="1" w:lastRow="0" w:firstColumn="1" w:lastColumn="0" w:noHBand="0" w:noVBand="1"/>
       </w:tblPr>
       <w:tblGrid>
-        <w:gridCol w:w="4652"/>
-        <w:gridCol w:w="4644"/>
+        <w:gridCol w:w="4650"/>
+        <w:gridCol w:w="4646"/>
       </w:tblGrid>
       <w:tr>
         <w:tc>
@@ -3399,11 +2510,11 @@
             </w:pPr>
             <w:r>
               <w:rPr>
-                <w:rFonts w:ascii="Times New Roman" w:hAnsi="Times New Roman"/>
-                <w:sz w:val="28"/>
-                <w:szCs w:val="28"/>
-              </w:rPr>
-              <w:t>LỘC LỤC MÚI</w:t>
+                <w:rFonts w:ascii="Times New Roman" w:eastAsia="Times New Roman" w:hAnsi="Times New Roman" w:cs="Times New Roman"/>
+                <w:sz w:val="24"/>
+                <w:szCs w:val="24"/>
+              </w:rPr>
+              <w:t>PHẠM THỊ THÚY ANH</w:t>
             </w:r>
           </w:p>
         </w:tc>
@@ -4642,6 +3753,28 @@
       </w:tblBorders>
     </w:tblPr>
   </w:style>
+  <w:style w:type="table" w:customStyle="1" w:styleId="TableGrid22">
+    <w:name w:val="Table Grid22"/>
+    <w:basedOn w:val="TableNormal"/>
+    <w:next w:val="TableGrid"/>
+    <w:uiPriority w:val="59"/>
+    <w:rsid w:val="00532A25"/>
+    <w:rPr>
+      <w:rFonts w:eastAsia="MS Mincho"/>
+      <w:sz w:val="22"/>
+      <w:szCs w:val="22"/>
+    </w:rPr>
+    <w:tblPr>
+      <w:tblBorders>
+        <w:top w:val="single" w:sz="4" w:space="0" w:color="auto"/>
+        <w:left w:val="single" w:sz="4" w:space="0" w:color="auto"/>
+        <w:bottom w:val="single" w:sz="4" w:space="0" w:color="auto"/>
+        <w:right w:val="single" w:sz="4" w:space="0" w:color="auto"/>
+        <w:insideH w:val="single" w:sz="4" w:space="0" w:color="auto"/>
+        <w:insideV w:val="single" w:sz="4" w:space="0" w:color="auto"/>
+      </w:tblBorders>
+    </w:tblPr>
+  </w:style>
 </w:styles>
 </file>
 
@@ -4907,6 +4040,30 @@
 </file>
 
 <file path=customXml/item1.xml><?xml version="1.0" encoding="utf-8"?>
+<?mso-contentType ?>
+<FormTemplates xmlns="http://schemas.microsoft.com/sharepoint/v3/contenttype/forms">
+  <Display>DocumentLibraryForm</Display>
+  <Edit>DocumentLibraryForm</Edit>
+  <New>DocumentLibraryForm</New>
+</FormTemplates>
+</file>
+
+<file path=customXml/item2.xml><?xml version="1.0" encoding="utf-8"?>
+<p:properties xmlns:p="http://schemas.microsoft.com/office/2006/metadata/properties" xmlns:xsi="http://www.w3.org/2001/XMLSchema-instance" xmlns:pc="http://schemas.microsoft.com/office/infopath/2007/PartnerControls">
+  <documentManagement>
+    <AlternateThumbnailUrl xmlns="http://schemas.microsoft.com/sharepoint/v3">
+      <Url xsi:nil="true"/>
+      <Description xsi:nil="true"/>
+    </AlternateThumbnailUrl>
+    <VideoThumbnail xmlns="4ae7861e-4bff-47fb-9754-a3da037d4eb5" xsi:nil="true"/>
+    <ImageCreateDate xmlns="http://schemas.microsoft.com/sharepoint/v3" xsi:nil="true"/>
+    <GetImgForVideo xmlns="4ae7861e-4bff-47fb-9754-a3da037d4eb5" xsi:nil="true"/>
+    <Description xmlns="http://schemas.microsoft.com/sharepoint/v3" xsi:nil="true"/>
+  </documentManagement>
+</p:properties>
+</file>
+
+<file path=customXml/item3.xml><?xml version="1.0" encoding="utf-8"?>
 <ct:contentTypeSchema xmlns:ct="http://schemas.microsoft.com/office/2006/metadata/contentType" xmlns:ma="http://schemas.microsoft.com/office/2006/metadata/properties/metaAttributes" ct:_="" ma:_="" ma:contentTypeName="Picture" ma:contentTypeID="0x0101020088C615AFA6081A4EAC6D0C7B5DE5004C" ma:contentTypeVersion="3" ma:contentTypeDescription="Upload an image or a photograph." ma:contentTypeScope="" ma:versionID="8a358c36b680c6236bc77b7a1286c80c">
   <xsd:schema xmlns:xsd="http://www.w3.org/2001/XMLSchema" xmlns:xs="http://www.w3.org/2001/XMLSchema" xmlns:p="http://schemas.microsoft.com/office/2006/metadata/properties" xmlns:ns1="http://schemas.microsoft.com/sharepoint/v3" xmlns:ns2="4ae7861e-4bff-47fb-9754-a3da037d4eb5" targetNamespace="http://schemas.microsoft.com/office/2006/metadata/properties" ma:root="true" ma:fieldsID="1315e3235dfc98430f19347398624d38" ns1:_="" ns2:_="">
     <xsd:import namespace="http://schemas.microsoft.com/sharepoint/v3"/>
@@ -5094,31 +4251,26 @@
 </ct:contentTypeSchema>
 </file>
 
-<file path=customXml/item2.xml><?xml version="1.0" encoding="utf-8"?>
-<p:properties xmlns:p="http://schemas.microsoft.com/office/2006/metadata/properties" xmlns:xsi="http://www.w3.org/2001/XMLSchema-instance" xmlns:pc="http://schemas.microsoft.com/office/infopath/2007/PartnerControls">
-  <documentManagement>
-    <AlternateThumbnailUrl xmlns="http://schemas.microsoft.com/sharepoint/v3">
-      <Url xsi:nil="true"/>
-      <Description xsi:nil="true"/>
-    </AlternateThumbnailUrl>
-    <VideoThumbnail xmlns="4ae7861e-4bff-47fb-9754-a3da037d4eb5" xsi:nil="true"/>
-    <ImageCreateDate xmlns="http://schemas.microsoft.com/sharepoint/v3" xsi:nil="true"/>
-    <GetImgForVideo xmlns="4ae7861e-4bff-47fb-9754-a3da037d4eb5" xsi:nil="true"/>
-    <Description xmlns="http://schemas.microsoft.com/sharepoint/v3" xsi:nil="true"/>
-  </documentManagement>
-</p:properties>
+<file path=customXml/itemProps1.xml><?xml version="1.0" encoding="utf-8"?>
+<ds:datastoreItem xmlns:ds="http://schemas.openxmlformats.org/officeDocument/2006/customXml" ds:itemID="{AFD07A8A-035B-44B3-8740-60045F8E4C9F}">
+  <ds:schemaRefs>
+    <ds:schemaRef ds:uri="http://schemas.microsoft.com/sharepoint/v3/contenttype/forms"/>
+  </ds:schemaRefs>
+</ds:datastoreItem>
 </file>
 
-<file path=customXml/item3.xml><?xml version="1.0" encoding="utf-8"?>
-<?mso-contentType ?>
-<FormTemplates xmlns="http://schemas.microsoft.com/sharepoint/v3/contenttype/forms">
-  <Display>DocumentLibraryForm</Display>
-  <Edit>DocumentLibraryForm</Edit>
-  <New>DocumentLibraryForm</New>
-</FormTemplates>
+<file path=customXml/itemProps2.xml><?xml version="1.0" encoding="utf-8"?>
+<ds:datastoreItem xmlns:ds="http://schemas.openxmlformats.org/officeDocument/2006/customXml" ds:itemID="{DFBF5159-804B-4563-9B15-6A0468B25410}">
+  <ds:schemaRefs>
+    <ds:schemaRef ds:uri="http://schemas.microsoft.com/office/2006/metadata/properties"/>
+    <ds:schemaRef ds:uri="http://schemas.microsoft.com/office/infopath/2007/PartnerControls"/>
+    <ds:schemaRef ds:uri="http://schemas.microsoft.com/sharepoint/v3"/>
+    <ds:schemaRef ds:uri="4ae7861e-4bff-47fb-9754-a3da037d4eb5"/>
+  </ds:schemaRefs>
+</ds:datastoreItem>
 </file>
 
-<file path=customXml/itemProps1.xml><?xml version="1.0" encoding="utf-8"?>
+<file path=customXml/itemProps3.xml><?xml version="1.0" encoding="utf-8"?>
 <ds:datastoreItem xmlns:ds="http://schemas.openxmlformats.org/officeDocument/2006/customXml" ds:itemID="{8032CC91-C47F-435F-963C-35AB8945FB24}">
   <ds:schemaRefs>
     <ds:schemaRef ds:uri="http://schemas.microsoft.com/office/2006/metadata/contentType"/>
@@ -5135,23 +4287,4 @@
     <ds:schemaRef ds:uri="http://schemas.microsoft.com/internal/obd"/>
   </ds:schemaRefs>
 </ds:datastoreItem>
-</file>
-
-<file path=customXml/itemProps2.xml><?xml version="1.0" encoding="utf-8"?>
-<ds:datastoreItem xmlns:ds="http://schemas.openxmlformats.org/officeDocument/2006/customXml" ds:itemID="{DFBF5159-804B-4563-9B15-6A0468B25410}">
-  <ds:schemaRefs>
-    <ds:schemaRef ds:uri="http://schemas.microsoft.com/office/2006/metadata/properties"/>
-    <ds:schemaRef ds:uri="http://schemas.microsoft.com/office/infopath/2007/PartnerControls"/>
-    <ds:schemaRef ds:uri="http://schemas.microsoft.com/sharepoint/v3"/>
-    <ds:schemaRef ds:uri="4ae7861e-4bff-47fb-9754-a3da037d4eb5"/>
-  </ds:schemaRefs>
-</ds:datastoreItem>
-</file>
-
-<file path=customXml/itemProps3.xml><?xml version="1.0" encoding="utf-8"?>
-<ds:datastoreItem xmlns:ds="http://schemas.openxmlformats.org/officeDocument/2006/customXml" ds:itemID="{AFD07A8A-035B-44B3-8740-60045F8E4C9F}">
-  <ds:schemaRefs>
-    <ds:schemaRef ds:uri="http://schemas.microsoft.com/sharepoint/v3/contenttype/forms"/>
-  </ds:schemaRefs>
-</ds:datastoreItem>
 </file>